--- a/HWE/Miniprojekte/H-brücke/Miniprojekt-getrennt.docx
+++ b/HWE/Miniprojekte/H-brücke/Miniprojekt-getrennt.docx
@@ -1404,10 +1404,10 @@
     <w:p>
       <w:r>
         <w:drawing>
-          <wp:inline distT="0" distB="0" distL="0" distR="0" wp14:anchorId="3C7EC0BB" wp14:editId="65B48818">
-            <wp:extent cx="5401429" cy="4305901"/>
-            <wp:effectExtent l="0" t="0" r="8890" b="0"/>
-            <wp:docPr id="76485022" name="Picture 1"/>
+          <wp:inline distT="0" distB="0" distL="0" distR="0" wp14:anchorId="06F04286" wp14:editId="33477AE5">
+            <wp:extent cx="5909530" cy="4224928"/>
+            <wp:effectExtent l="0" t="0" r="0" b="4445"/>
+            <wp:docPr id="45247004" name="Picture 1"/>
             <wp:cNvGraphicFramePr>
               <a:graphicFrameLocks xmlns:a="http://schemas.openxmlformats.org/drawingml/2006/main" noChangeAspect="1"/>
             </wp:cNvGraphicFramePr>
@@ -1415,7 +1415,7 @@
               <a:graphicData uri="http://schemas.openxmlformats.org/drawingml/2006/picture">
                 <pic:pic xmlns:pic="http://schemas.openxmlformats.org/drawingml/2006/picture">
                   <pic:nvPicPr>
-                    <pic:cNvPr id="76485022" name=""/>
+                    <pic:cNvPr id="45247004" name=""/>
                     <pic:cNvPicPr/>
                   </pic:nvPicPr>
                   <pic:blipFill>
@@ -1427,7 +1427,7 @@
                   <pic:spPr>
                     <a:xfrm>
                       <a:off x="0" y="0"/>
-                      <a:ext cx="5401429" cy="4305901"/>
+                      <a:ext cx="5912609" cy="4227129"/>
                     </a:xfrm>
                     <a:prstGeom prst="rect">
                       <a:avLst/>
@@ -1457,6 +1457,9 @@
     </w:p>
     <w:p>
       <w:r>
+        <w:rPr>
+          <w:noProof/>
+        </w:rPr>
         <w:drawing>
           <wp:inline distT="0" distB="0" distL="0" distR="0" wp14:anchorId="688F2CA5" wp14:editId="5B58C2A4">
             <wp:extent cx="5579842" cy="1417525"/>

--- a/HWE/Miniprojekte/H-brücke/Miniprojekt-getrennt.docx
+++ b/HWE/Miniprojekte/H-brücke/Miniprojekt-getrennt.docx
@@ -1,91 +1,18 @@
 
 <file path=word/document.xml><?xml version="1.0" encoding="utf-8"?>
-<w:document xmlns:o="urn:schemas-microsoft-com:office:office" xmlns:r="http://schemas.openxmlformats.org/officeDocument/2006/relationships" xmlns:v="urn:schemas-microsoft-com:vml" xmlns:w="http://schemas.openxmlformats.org/wordprocessingml/2006/main" xmlns:w10="urn:schemas-microsoft-com:office:word" xmlns:wp="http://schemas.openxmlformats.org/drawingml/2006/wordprocessingDrawing" xmlns:pic="http://schemas.openxmlformats.org/drawingml/2006/picture" xmlns:wps="http://schemas.microsoft.com/office/word/2010/wordprocessingShape" xmlns:wpg="http://schemas.microsoft.com/office/word/2010/wordprocessingGroup" xmlns:mc="http://schemas.openxmlformats.org/markup-compatibility/2006" xmlns:wp14="http://schemas.microsoft.com/office/word/2010/wordprocessingDrawing" xmlns:w14="http://schemas.microsoft.com/office/word/2010/wordml" xmlns:w15="http://schemas.microsoft.com/office/word/2012/wordml" mc:Ignorable="w14 wp14 w15">
+<w:document xmlns:wpc="http://schemas.microsoft.com/office/word/2010/wordprocessingCanvas" xmlns:cx="http://schemas.microsoft.com/office/drawing/2014/chartex" xmlns:cx1="http://schemas.microsoft.com/office/drawing/2015/9/8/chartex" xmlns:cx2="http://schemas.microsoft.com/office/drawing/2015/10/21/chartex" xmlns:cx3="http://schemas.microsoft.com/office/drawing/2016/5/9/chartex" xmlns:cx4="http://schemas.microsoft.com/office/drawing/2016/5/10/chartex" xmlns:cx5="http://schemas.microsoft.com/office/drawing/2016/5/11/chartex" xmlns:cx6="http://schemas.microsoft.com/office/drawing/2016/5/12/chartex" xmlns:cx7="http://schemas.microsoft.com/office/drawing/2016/5/13/chartex" xmlns:cx8="http://schemas.microsoft.com/office/drawing/2016/5/14/chartex" xmlns:mc="http://schemas.openxmlformats.org/markup-compatibility/2006" xmlns:aink="http://schemas.microsoft.com/office/drawing/2016/ink" xmlns:am3d="http://schemas.microsoft.com/office/drawing/2017/model3d" xmlns:o="urn:schemas-microsoft-com:office:office" xmlns:oel="http://schemas.microsoft.com/office/2019/extlst" xmlns:r="http://schemas.openxmlformats.org/officeDocument/2006/relationships" xmlns:m="http://schemas.openxmlformats.org/officeDocument/2006/math" xmlns:v="urn:schemas-microsoft-com:vml" xmlns:wp14="http://schemas.microsoft.com/office/word/2010/wordprocessingDrawing" xmlns:wp="http://schemas.openxmlformats.org/drawingml/2006/wordprocessingDrawing" xmlns:w10="urn:schemas-microsoft-com:office:word" xmlns:w="http://schemas.openxmlformats.org/wordprocessingml/2006/main" xmlns:w14="http://schemas.microsoft.com/office/word/2010/wordml" xmlns:w15="http://schemas.microsoft.com/office/word/2012/wordml" xmlns:w16cex="http://schemas.microsoft.com/office/word/2018/wordml/cex" xmlns:w16cid="http://schemas.microsoft.com/office/word/2016/wordml/cid" xmlns:w16="http://schemas.microsoft.com/office/word/2018/wordml" xmlns:w16du="http://schemas.microsoft.com/office/word/2023/wordml/word16du" xmlns:w16sdtdh="http://schemas.microsoft.com/office/word/2020/wordml/sdtdatahash" xmlns:w16sdtfl="http://schemas.microsoft.com/office/word/2024/wordml/sdtformatlock" xmlns:w16se="http://schemas.microsoft.com/office/word/2015/wordml/symex" xmlns:wpg="http://schemas.microsoft.com/office/word/2010/wordprocessingGroup" xmlns:wpi="http://schemas.microsoft.com/office/word/2010/wordprocessingInk" xmlns:wne="http://schemas.microsoft.com/office/word/2006/wordml" xmlns:wps="http://schemas.microsoft.com/office/word/2010/wordprocessingShape" mc:Ignorable="w14 w15 w16se w16cid w16 w16cex w16sdtdh w16sdtfl w16du wp14">
   <w:body>
-    <w:p>
-      <w:pPr>
-        <w:pStyle w:val="Normal"/>
-        <w:rPr/>
-      </w:pPr>
-      <w:r>
-        <w:rPr/>
-      </w:r>
-    </w:p>
-    <w:p>
-      <w:pPr>
-        <w:pStyle w:val="Normal"/>
-        <w:rPr/>
-      </w:pPr>
-      <w:r>
-        <w:rPr/>
-      </w:r>
-    </w:p>
-    <w:p>
-      <w:pPr>
-        <w:pStyle w:val="Normal"/>
-        <w:rPr/>
-      </w:pPr>
-      <w:r>
-        <w:rPr/>
-      </w:r>
-    </w:p>
-    <w:p>
-      <w:pPr>
-        <w:pStyle w:val="Normal"/>
-        <w:rPr/>
-      </w:pPr>
-      <w:r>
-        <w:rPr/>
-      </w:r>
-    </w:p>
-    <w:p>
-      <w:pPr>
-        <w:pStyle w:val="Normal"/>
-        <w:rPr/>
-      </w:pPr>
-      <w:r>
-        <w:rPr/>
-      </w:r>
-    </w:p>
-    <w:p>
-      <w:pPr>
-        <w:pStyle w:val="Normal"/>
-        <w:rPr/>
-      </w:pPr>
-      <w:r>
-        <w:rPr/>
-      </w:r>
-    </w:p>
-    <w:p>
-      <w:pPr>
-        <w:pStyle w:val="Normal"/>
-        <w:rPr/>
-      </w:pPr>
-      <w:r>
-        <w:rPr/>
-      </w:r>
-    </w:p>
-    <w:p>
-      <w:pPr>
-        <w:pStyle w:val="Normal"/>
-        <w:rPr/>
-      </w:pPr>
-      <w:r>
-        <w:rPr/>
-      </w:r>
-    </w:p>
-    <w:p>
-      <w:pPr>
-        <w:pStyle w:val="Normal"/>
-        <w:rPr/>
-      </w:pPr>
-      <w:r>
-        <w:rPr/>
-      </w:r>
-    </w:p>
-    <w:p>
-      <w:pPr>
-        <w:pStyle w:val="Normal"/>
+    <w:p/>
+    <w:p/>
+    <w:p/>
+    <w:p/>
+    <w:p/>
+    <w:p/>
+    <w:p/>
+    <w:p/>
+    <w:p/>
+    <w:p>
+      <w:pPr>
         <w:jc w:val="center"/>
         <w:rPr>
           <w:b/>
@@ -108,7 +35,6 @@
     </w:p>
     <w:p>
       <w:pPr>
-        <w:pStyle w:val="Normal"/>
         <w:jc w:val="center"/>
         <w:rPr>
           <w:b/>
@@ -131,7 +57,6 @@
     </w:p>
     <w:p>
       <w:pPr>
-        <w:pStyle w:val="Normal"/>
         <w:jc w:val="center"/>
         <w:rPr>
           <w:b/>
@@ -150,122 +75,79 @@
         <w:t>2.2.26</w:t>
       </w:r>
     </w:p>
-    <w:p>
-      <w:pPr>
-        <w:pStyle w:val="Normal"/>
-        <w:rPr/>
-      </w:pPr>
-      <w:r>
-        <w:rPr/>
-      </w:r>
-    </w:p>
-    <w:p>
-      <w:pPr>
-        <w:pStyle w:val="Normal"/>
-        <w:rPr/>
-      </w:pPr>
-      <w:r>
-        <w:rPr/>
-      </w:r>
-    </w:p>
-    <w:p>
-      <w:pPr>
-        <w:pStyle w:val="Normal"/>
-        <w:rPr/>
-      </w:pPr>
-      <w:r>
-        <w:rPr/>
-      </w:r>
-    </w:p>
-    <w:p>
-      <w:pPr>
-        <w:pStyle w:val="Normal"/>
-        <w:rPr/>
-      </w:pPr>
-      <w:r>
-        <w:rPr/>
-      </w:r>
-    </w:p>
-    <w:p>
-      <w:pPr>
-        <w:pStyle w:val="Normal"/>
-        <w:rPr/>
-      </w:pPr>
-      <w:r>
-        <w:rPr/>
-      </w:r>
-    </w:p>
-    <w:p>
-      <w:pPr>
-        <w:pStyle w:val="Normal"/>
-        <w:rPr/>
-      </w:pPr>
-      <w:r>
-        <w:rPr/>
-      </w:r>
-    </w:p>
-    <w:p>
-      <w:pPr>
-        <w:pStyle w:val="Normal"/>
-        <w:rPr/>
-      </w:pPr>
-      <w:r>
-        <w:rPr/>
-      </w:r>
-    </w:p>
-    <w:p>
-      <w:pPr>
-        <w:pStyle w:val="Normal"/>
-        <w:rPr/>
-      </w:pPr>
-      <w:r>
-        <w:rPr/>
-      </w:r>
-    </w:p>
-    <w:p>
-      <w:pPr>
-        <w:pStyle w:val="Normal"/>
-        <w:rPr/>
-      </w:pPr>
-      <w:r>
-        <w:rPr/>
-      </w:r>
-    </w:p>
-    <w:p>
-      <w:pPr>
-        <w:pStyle w:val="Normal"/>
-        <w:rPr/>
-      </w:pPr>
-      <w:r>
-        <w:rPr/>
-      </w:r>
-    </w:p>
+    <w:p/>
+    <w:p/>
+    <w:p/>
+    <w:p/>
+    <w:p/>
+    <w:p/>
+    <w:p/>
+    <w:p/>
+    <w:p/>
+    <w:p/>
     <w:p>
       <w:pPr>
         <w:pStyle w:val="Heading1"/>
-        <w:rPr/>
-      </w:pPr>
-      <w:r>
-        <w:rPr/>
-        <w:t xml:space="preserve">Aufgabenstellung </w:t>
-      </w:r>
-      <w:r>
-        <w:rPr/>
-        <w:t>1: Schaltung</w:t>
+        <w:rPr>
+          <w:lang w:val="de-DE"/>
+        </w:rPr>
+      </w:pPr>
+      <w:r>
+        <w:rPr>
+          <w:lang w:val="de-DE"/>
+        </w:rPr>
+        <w:lastRenderedPageBreak/>
+        <w:t>Allgemeine Vorgaben</w:t>
+      </w:r>
+    </w:p>
+    <w:p>
+      <w:pPr>
+        <w:pStyle w:val="ListParagraph"/>
+        <w:rPr>
+          <w:lang w:val="de-DE"/>
+        </w:rPr>
+      </w:pPr>
+      <w:r>
+        <w:rPr>
+          <w:lang w:val="de-DE"/>
+        </w:rPr>
+        <w:t>Vcc = 5V</w:t>
+      </w:r>
+    </w:p>
+    <w:p>
+      <w:pPr>
+        <w:pStyle w:val="ListParagraph"/>
+        <w:rPr>
+          <w:lang w:val="de-DE"/>
+        </w:rPr>
+      </w:pPr>
+      <w:r>
+        <w:rPr>
+          <w:lang w:val="de-DE"/>
+        </w:rPr>
+        <w:t>DC – Motorstrom = 5mA</w:t>
+      </w:r>
+    </w:p>
+    <w:p>
+      <w:pPr>
+        <w:pStyle w:val="Heading1"/>
+      </w:pPr>
+      <w:r>
+        <w:t>Motor</w:t>
       </w:r>
     </w:p>
     <w:p>
       <w:pPr>
         <w:pStyle w:val="Heading2"/>
-        <w:rPr>
-          <w:lang w:val="de-DE"/>
-        </w:rPr>
-      </w:pPr>
-      <w:r>
-        <w:rPr>
-          <w:lang w:val="de-DE"/>
-        </w:rPr>
-        <w:t>Allgemeine Vorgaben</w:t>
+      </w:pPr>
+      <w:r>
+        <w:t>A</w:t>
+      </w:r>
+      <w:r>
+        <w:t>ufgabe</w:t>
+      </w:r>
+      <w:r>
+        <w:t>nstellung</w:t>
       </w:r>
     </w:p>
     <w:p>
@@ -276,99 +158,30 @@
         </w:rPr>
       </w:pPr>
       <w:r>
-        <w:rPr/>
+        <w:rPr>
+          <w:lang w:val="de-DE"/>
+        </w:rPr>
+        <w:t>Vervollständige die Schaltung durch die Wahl entsprechender Bauteile, um den High-Side bzw. Low-Side-Schalter und die Motoren zu entwerfen. Widerstände sind zu dimensionieren.</w:t>
+      </w:r>
+    </w:p>
+    <w:p>
+      <w:pPr>
+        <w:pStyle w:val="Heading2"/>
+      </w:pPr>
+      <w:r>
+        <w:t xml:space="preserve">Schaltung </w:t>
+      </w:r>
+    </w:p>
+    <w:p>
+      <w:r>
+        <w:tab/>
+      </w:r>
+      <w:r>
+        <w:rPr>
+          <w:noProof/>
+        </w:rPr>
         <w:drawing>
-          <wp:inline distT="0" distB="0" distL="0" distR="0">
-            <wp:extent cx="4111625" cy="553085"/>
-            <wp:effectExtent l="0" t="0" r="0" b="0"/>
-            <wp:docPr id="1" name="Picture 1"/>
-            <wp:cNvGraphicFramePr>
-              <a:graphicFrameLocks xmlns:a="http://schemas.openxmlformats.org/drawingml/2006/main" noChangeAspect="1"/>
-            </wp:cNvGraphicFramePr>
-            <a:graphic xmlns:a="http://schemas.openxmlformats.org/drawingml/2006/main">
-              <a:graphicData uri="http://schemas.openxmlformats.org/drawingml/2006/picture">
-                <pic:pic xmlns:pic="http://schemas.openxmlformats.org/drawingml/2006/picture">
-                  <pic:nvPicPr>
-                    <pic:cNvPr id="1" name="Picture 1"/>
-                    <pic:cNvPicPr>
-                      <a:picLocks noChangeAspect="1" noChangeArrowheads="1"/>
-                    </pic:cNvPicPr>
-                  </pic:nvPicPr>
-                  <pic:blipFill>
-                    <a:blip r:embed="rId2"/>
-                    <a:srcRect l="0" t="0" r="0" b="50867"/>
-                    <a:stretch>
-                      <a:fillRect/>
-                    </a:stretch>
-                  </pic:blipFill>
-                  <pic:spPr bwMode="auto">
-                    <a:xfrm>
-                      <a:off x="0" y="0"/>
-                      <a:ext cx="4111625" cy="553085"/>
-                    </a:xfrm>
-                    <a:prstGeom prst="rect">
-                      <a:avLst/>
-                    </a:prstGeom>
-                    <a:noFill/>
-                  </pic:spPr>
-                </pic:pic>
-              </a:graphicData>
-            </a:graphic>
-          </wp:inline>
-        </w:drawing>
-      </w:r>
-    </w:p>
-    <w:p>
-      <w:pPr>
-        <w:pStyle w:val="Heading2"/>
-        <w:rPr/>
-      </w:pPr>
-      <w:r>
-        <w:rPr/>
-        <w:t>Aufgabe</w:t>
-      </w:r>
-    </w:p>
-    <w:p>
-      <w:pPr>
-        <w:pStyle w:val="ListParagraph"/>
-        <w:rPr>
-          <w:lang w:val="de-DE"/>
-        </w:rPr>
-      </w:pPr>
-      <w:r>
-        <w:rPr>
-          <w:lang w:val="de-DE"/>
-        </w:rPr>
-        <w:t>Vervollständige die Schaltung durch die Wahl entsprechender Bauteile, um den High-Side bzw. Low-Side-Schalter und die Motoren zu entwerfen. Widerstände sind zu dimensionieren.</w:t>
-      </w:r>
-    </w:p>
-    <w:p>
-      <w:pPr>
-        <w:pStyle w:val="Heading1"/>
-        <w:rPr/>
-      </w:pPr>
-      <w:r>
-        <w:rPr/>
-        <w:t xml:space="preserve">Schaltung Motor </w:t>
-      </w:r>
-      <w:r>
-        <w:rPr/>
-        <w:t>(Aufgabe 1)</w:t>
-      </w:r>
-    </w:p>
-    <w:p>
-      <w:pPr>
-        <w:pStyle w:val="Normal"/>
-        <w:rPr/>
-      </w:pPr>
-      <w:r>
-        <w:rPr/>
-        <w:tab/>
-      </w:r>
-      <w:r>
-        <w:rPr/>
-        <w:drawing>
-          <wp:inline distT="0" distB="0" distL="0" distR="0">
+          <wp:inline distT="0" distB="0" distL="0" distR="0" wp14:anchorId="30AB4CD0" wp14:editId="36AE938A">
             <wp:extent cx="5350510" cy="2546350"/>
             <wp:effectExtent l="0" t="0" r="0" b="0"/>
             <wp:docPr id="2" name="Picture 3"/>
@@ -385,7 +198,7 @@
                     </pic:cNvPicPr>
                   </pic:nvPicPr>
                   <pic:blipFill>
-                    <a:blip r:embed="rId3"/>
+                    <a:blip r:embed="rId6"/>
                     <a:stretch>
                       <a:fillRect/>
                     </a:stretch>
@@ -407,71 +220,43 @@
         </w:drawing>
       </w:r>
       <w:r>
-        <w:rPr/>
         <w:tab/>
       </w:r>
     </w:p>
     <w:p>
-      <w:pPr>
-        <w:pStyle w:val="Normal"/>
-        <w:rPr/>
-      </w:pPr>
-      <w:r>
-        <w:rPr/>
+      <w:r>
         <w:tab/>
       </w:r>
     </w:p>
-    <w:p>
-      <w:pPr>
-        <w:pStyle w:val="Normal"/>
-        <w:rPr/>
-      </w:pPr>
-      <w:r>
-        <w:rPr/>
-      </w:r>
-    </w:p>
-    <w:p>
-      <w:pPr>
-        <w:pStyle w:val="Normal"/>
-        <w:rPr/>
-      </w:pPr>
-      <w:r>
-        <w:rPr/>
-      </w:r>
-    </w:p>
-    <w:p>
-      <w:pPr>
-        <w:pStyle w:val="Heading1"/>
-        <w:rPr/>
-      </w:pPr>
-      <w:r>
-        <w:rPr/>
-        <w:t xml:space="preserve">Dimensionieren </w:t>
-      </w:r>
-      <w:r>
-        <w:rPr/>
-        <w:t>(Aufgabe 1)</w:t>
-      </w:r>
-    </w:p>
+    <w:p/>
+    <w:p/>
     <w:p>
       <w:pPr>
         <w:pStyle w:val="Heading2"/>
-        <w:rPr/>
-      </w:pPr>
-      <w:r>
-        <w:rPr/>
+      </w:pPr>
+      <w:r>
+        <w:lastRenderedPageBreak/>
+        <w:t>Dimensionieren</w:t>
+      </w:r>
+    </w:p>
+    <w:p>
+      <w:pPr>
+        <w:pStyle w:val="Heading3"/>
+      </w:pPr>
+      <w:r>
         <w:t>Basis-Widerstand</w:t>
       </w:r>
     </w:p>
     <w:p>
       <w:pPr>
         <w:pStyle w:val="ListParagraph"/>
-        <w:rPr/>
-      </w:pPr>
-      <w:r>
-        <w:rPr/>
+      </w:pPr>
+      <w:r>
+        <w:rPr>
+          <w:noProof/>
+        </w:rPr>
         <w:drawing>
-          <wp:inline distT="0" distB="0" distL="0" distR="0">
+          <wp:inline distT="0" distB="0" distL="0" distR="0" wp14:anchorId="625EF603" wp14:editId="7010CBF8">
             <wp:extent cx="4192270" cy="2918460"/>
             <wp:effectExtent l="0" t="0" r="0" b="0"/>
             <wp:docPr id="3" name="Image2"/>
@@ -488,7 +273,7 @@
                     </pic:cNvPicPr>
                   </pic:nvPicPr>
                   <pic:blipFill>
-                    <a:blip r:embed="rId4"/>
+                    <a:blip r:embed="rId7"/>
                     <a:stretch>
                       <a:fillRect/>
                     </a:stretch>
@@ -512,11 +297,9 @@
     </w:p>
     <w:p>
       <w:pPr>
-        <w:pStyle w:val="Heading2"/>
-        <w:rPr/>
-      </w:pPr>
-      <w:r>
-        <w:rPr/>
+        <w:pStyle w:val="Heading3"/>
+      </w:pPr>
+      <w:r>
         <w:t>Motorwiderstand</w:t>
       </w:r>
     </w:p>
@@ -529,9 +312,11 @@
         </w:rPr>
       </w:pPr>
       <w:r>
-        <w:rPr/>
+        <w:rPr>
+          <w:noProof/>
+        </w:rPr>
         <w:drawing>
-          <wp:inline distT="0" distB="0" distL="0" distR="0">
+          <wp:inline distT="0" distB="0" distL="0" distR="0" wp14:anchorId="4F6DE519" wp14:editId="45FAE199">
             <wp:extent cx="1796415" cy="457835"/>
             <wp:effectExtent l="0" t="0" r="0" b="0"/>
             <wp:docPr id="4" name="Image3"/>
@@ -548,7 +333,7 @@
                     </pic:cNvPicPr>
                   </pic:nvPicPr>
                   <pic:blipFill>
-                    <a:blip r:embed="rId5"/>
+                    <a:blip r:embed="rId8"/>
                     <a:stretch>
                       <a:fillRect/>
                     </a:stretch>
@@ -573,11 +358,7 @@
     <w:p>
       <w:pPr>
         <w:pStyle w:val="ListParagraph"/>
-        <w:rPr/>
-      </w:pPr>
-      <w:r>
-        <w:rPr/>
-      </w:r>
+      </w:pPr>
     </w:p>
     <w:p>
       <w:pPr>
@@ -590,13 +371,7 @@
         <w:rPr>
           <w:lang w:val="de-DE"/>
         </w:rPr>
-        <w:t xml:space="preserve">Aufgabenstellung </w:t>
-      </w:r>
-      <w:r>
-        <w:rPr>
-          <w:lang w:val="de-DE"/>
-        </w:rPr>
-        <w:t>2: Logik Entwicklung</w:t>
+        <w:t>Logik Entwicklung</w:t>
       </w:r>
     </w:p>
     <w:p>
@@ -615,9 +390,8 @@
     </w:p>
     <w:p>
       <w:pPr>
-        <w:pStyle w:val="Normal"/>
-        <w:spacing w:lineRule="auto" w:line="240" w:before="0" w:after="120"/>
-        <w:ind w:start="576"/>
+        <w:spacing w:after="120" w:line="240" w:lineRule="auto"/>
+        <w:ind w:left="576"/>
         <w:rPr>
           <w:lang w:val="de-DE"/>
         </w:rPr>
@@ -631,9 +405,8 @@
     </w:p>
     <w:p>
       <w:pPr>
-        <w:pStyle w:val="Normal"/>
-        <w:spacing w:lineRule="auto" w:line="240" w:before="0" w:after="120"/>
-        <w:ind w:start="576"/>
+        <w:spacing w:after="120" w:line="240" w:lineRule="auto"/>
+        <w:ind w:left="576"/>
         <w:rPr>
           <w:lang w:val="de-DE"/>
         </w:rPr>
@@ -647,9 +420,8 @@
     </w:p>
     <w:p>
       <w:pPr>
-        <w:pStyle w:val="Normal"/>
-        <w:spacing w:lineRule="auto" w:line="240" w:before="0" w:after="120"/>
-        <w:ind w:start="576"/>
+        <w:spacing w:after="120" w:line="240" w:lineRule="auto"/>
+        <w:ind w:left="576"/>
         <w:rPr>
           <w:lang w:val="de-DE"/>
         </w:rPr>
@@ -663,9 +435,8 @@
     </w:p>
     <w:p>
       <w:pPr>
-        <w:pStyle w:val="Normal"/>
-        <w:spacing w:lineRule="auto" w:line="240" w:before="0" w:after="120"/>
-        <w:ind w:start="576"/>
+        <w:spacing w:after="120" w:line="240" w:lineRule="auto"/>
+        <w:ind w:left="576"/>
         <w:rPr>
           <w:lang w:val="de-DE"/>
         </w:rPr>
@@ -679,16 +450,10 @@
     </w:p>
     <w:p>
       <w:pPr>
-        <w:pStyle w:val="Normal"/>
-        <w:rPr>
-          <w:lang w:val="de-DE"/>
-        </w:rPr>
-      </w:pPr>
-      <w:r>
-        <w:rPr>
-          <w:lang w:val="de-DE"/>
-        </w:rPr>
-      </w:r>
+        <w:rPr>
+          <w:lang w:val="de-DE"/>
+        </w:rPr>
+      </w:pPr>
     </w:p>
     <w:p>
       <w:pPr>
@@ -703,6 +468,12 @@
         </w:rPr>
         <w:t>Aufgabe</w:t>
       </w:r>
+      <w:r>
+        <w:rPr>
+          <w:lang w:val="de-DE"/>
+        </w:rPr>
+        <w:t>nstellung</w:t>
+      </w:r>
     </w:p>
     <w:p>
       <w:pPr>
@@ -734,40 +505,27 @@
     </w:p>
     <w:p>
       <w:pPr>
-        <w:pStyle w:val="Heading1"/>
-        <w:rPr>
-          <w:lang w:val="de-DE"/>
-        </w:rPr>
-      </w:pPr>
-      <w:r>
-        <w:rPr>
-          <w:lang w:val="de-DE"/>
-        </w:rPr>
-        <w:t xml:space="preserve">Logik </w:t>
-      </w:r>
-      <w:r>
-        <w:rPr>
-          <w:lang w:val="de-DE"/>
-        </w:rPr>
-        <w:t>(Aufgabe 2)</w:t>
+        <w:pStyle w:val="Heading2"/>
+        <w:rPr>
+          <w:lang w:val="de-DE"/>
+        </w:rPr>
+      </w:pPr>
+      <w:r>
+        <w:rPr>
+          <w:lang w:val="de-DE"/>
+        </w:rPr>
+        <w:lastRenderedPageBreak/>
+        <w:t>Logik</w:t>
       </w:r>
     </w:p>
     <w:tbl>
       <w:tblPr>
         <w:tblStyle w:val="TableGrid"/>
-        <w:tblpPr w:vertAnchor="text" w:horzAnchor="text" w:leftFromText="180" w:rightFromText="180" w:tblpX="535" w:tblpY="1"/>
+        <w:tblpPr w:leftFromText="180" w:rightFromText="180" w:vertAnchor="text" w:tblpX="535" w:tblpY="1"/>
         <w:tblOverlap w:val="never"/>
         <w:tblW w:w="4514" w:type="dxa"/>
-        <w:jc w:val="start"/>
-        <w:tblInd w:w="-5" w:type="dxa"/>
         <w:tblLayout w:type="fixed"/>
-        <w:tblCellMar>
-          <w:top w:w="0" w:type="dxa"/>
-          <w:start w:w="108" w:type="dxa"/>
-          <w:bottom w:w="0" w:type="dxa"/>
-          <w:end w:w="108" w:type="dxa"/>
-        </w:tblCellMar>
-        <w:tblLook w:val="04a0" w:noHBand="0" w:noVBand="1" w:firstColumn="1" w:lastRow="0" w:lastColumn="0" w:firstRow="1"/>
+        <w:tblLook w:val="04A0" w:firstRow="1" w:lastRow="0" w:firstColumn="1" w:lastColumn="0" w:noHBand="0" w:noVBand="1"/>
       </w:tblPr>
       <w:tblGrid>
         <w:gridCol w:w="1137"/>
@@ -776,29 +534,21 @@
         <w:gridCol w:w="1125"/>
       </w:tblGrid>
       <w:tr>
-        <w:trPr/>
         <w:tc>
           <w:tcPr>
             <w:tcW w:w="1137" w:type="dxa"/>
-            <w:tcBorders/>
           </w:tcPr>
           <w:p>
             <w:pPr>
-              <w:pStyle w:val="Normal"/>
-              <w:widowControl/>
-              <w:spacing w:lineRule="auto" w:line="276" w:before="0" w:after="0"/>
-              <w:jc w:val="start"/>
+              <w:spacing w:after="0" w:line="276" w:lineRule="auto"/>
               <w:rPr>
                 <w:lang w:val="de-DE"/>
               </w:rPr>
             </w:pPr>
             <w:r>
               <w:rPr>
-                <w:rFonts w:eastAsia="Aptos" w:cs=""/>
-                <w:kern w:val="2"/>
-                <w:sz w:val="24"/>
-                <w:szCs w:val="24"/>
-                <w:lang w:val="de-DE" w:eastAsia="en-US" w:bidi="ar-SA"/>
+                <w:rFonts w:eastAsia="Aptos"/>
+                <w:lang w:val="de-DE"/>
               </w:rPr>
               <w:t>Richtung</w:t>
             </w:r>
@@ -807,25 +557,18 @@
         <w:tc>
           <w:tcPr>
             <w:tcW w:w="1127" w:type="dxa"/>
-            <w:tcBorders/>
           </w:tcPr>
           <w:p>
             <w:pPr>
-              <w:pStyle w:val="Normal"/>
-              <w:widowControl/>
-              <w:spacing w:lineRule="auto" w:line="276" w:before="0" w:after="0"/>
-              <w:jc w:val="start"/>
+              <w:spacing w:after="0" w:line="276" w:lineRule="auto"/>
               <w:rPr>
                 <w:lang w:val="de-DE"/>
               </w:rPr>
             </w:pPr>
             <w:r>
               <w:rPr>
-                <w:rFonts w:eastAsia="Aptos" w:cs=""/>
-                <w:kern w:val="2"/>
-                <w:sz w:val="24"/>
-                <w:szCs w:val="24"/>
-                <w:lang w:val="de-DE" w:eastAsia="en-US" w:bidi="ar-SA"/>
+                <w:rFonts w:eastAsia="Aptos"/>
+                <w:lang w:val="de-DE"/>
               </w:rPr>
               <w:t>Takt</w:t>
             </w:r>
@@ -834,25 +577,18 @@
         <w:tc>
           <w:tcPr>
             <w:tcW w:w="1125" w:type="dxa"/>
-            <w:tcBorders/>
           </w:tcPr>
           <w:p>
             <w:pPr>
-              <w:pStyle w:val="Normal"/>
-              <w:widowControl/>
-              <w:spacing w:lineRule="auto" w:line="276" w:before="0" w:after="0"/>
-              <w:jc w:val="start"/>
+              <w:spacing w:after="0" w:line="276" w:lineRule="auto"/>
               <w:rPr>
                 <w:lang w:val="de-DE"/>
               </w:rPr>
             </w:pPr>
             <w:r>
               <w:rPr>
-                <w:rFonts w:eastAsia="Aptos" w:cs=""/>
-                <w:kern w:val="2"/>
-                <w:sz w:val="24"/>
-                <w:szCs w:val="24"/>
-                <w:lang w:val="de-DE" w:eastAsia="en-US" w:bidi="ar-SA"/>
+                <w:rFonts w:eastAsia="Aptos"/>
+                <w:lang w:val="de-DE"/>
               </w:rPr>
               <w:t>High</w:t>
             </w:r>
@@ -861,25 +597,18 @@
         <w:tc>
           <w:tcPr>
             <w:tcW w:w="1125" w:type="dxa"/>
-            <w:tcBorders/>
           </w:tcPr>
           <w:p>
             <w:pPr>
-              <w:pStyle w:val="Normal"/>
-              <w:widowControl/>
-              <w:spacing w:lineRule="auto" w:line="276" w:before="0" w:after="0"/>
-              <w:jc w:val="start"/>
+              <w:spacing w:after="0" w:line="276" w:lineRule="auto"/>
               <w:rPr>
                 <w:lang w:val="de-DE"/>
               </w:rPr>
             </w:pPr>
             <w:r>
               <w:rPr>
-                <w:rFonts w:eastAsia="Aptos" w:cs=""/>
-                <w:kern w:val="2"/>
-                <w:sz w:val="24"/>
-                <w:szCs w:val="24"/>
-                <w:lang w:val="de-DE" w:eastAsia="en-US" w:bidi="ar-SA"/>
+                <w:rFonts w:eastAsia="Aptos"/>
+                <w:lang w:val="de-DE"/>
               </w:rPr>
               <w:t>Low</w:t>
             </w:r>
@@ -887,29 +616,21 @@
         </w:tc>
       </w:tr>
       <w:tr>
-        <w:trPr/>
         <w:tc>
           <w:tcPr>
             <w:tcW w:w="1137" w:type="dxa"/>
-            <w:tcBorders/>
           </w:tcPr>
           <w:p>
             <w:pPr>
-              <w:pStyle w:val="Normal"/>
-              <w:widowControl/>
-              <w:spacing w:lineRule="auto" w:line="276" w:before="0" w:after="0"/>
-              <w:jc w:val="start"/>
+              <w:spacing w:after="0" w:line="276" w:lineRule="auto"/>
               <w:rPr>
                 <w:lang w:val="de-DE"/>
               </w:rPr>
             </w:pPr>
             <w:r>
               <w:rPr>
-                <w:rFonts w:eastAsia="Aptos" w:cs=""/>
-                <w:kern w:val="2"/>
-                <w:sz w:val="24"/>
-                <w:szCs w:val="24"/>
-                <w:lang w:val="de-DE" w:eastAsia="en-US" w:bidi="ar-SA"/>
+                <w:rFonts w:eastAsia="Aptos"/>
+                <w:lang w:val="de-DE"/>
               </w:rPr>
               <w:t>0</w:t>
             </w:r>
@@ -918,25 +639,18 @@
         <w:tc>
           <w:tcPr>
             <w:tcW w:w="1127" w:type="dxa"/>
-            <w:tcBorders/>
           </w:tcPr>
           <w:p>
             <w:pPr>
-              <w:pStyle w:val="Normal"/>
-              <w:widowControl/>
-              <w:spacing w:lineRule="auto" w:line="276" w:before="0" w:after="0"/>
-              <w:jc w:val="start"/>
+              <w:spacing w:after="0" w:line="276" w:lineRule="auto"/>
               <w:rPr>
                 <w:lang w:val="de-DE"/>
               </w:rPr>
             </w:pPr>
             <w:r>
               <w:rPr>
-                <w:rFonts w:eastAsia="Aptos" w:cs=""/>
-                <w:kern w:val="2"/>
-                <w:sz w:val="24"/>
-                <w:szCs w:val="24"/>
-                <w:lang w:val="de-DE" w:eastAsia="en-US" w:bidi="ar-SA"/>
+                <w:rFonts w:eastAsia="Aptos"/>
+                <w:lang w:val="de-DE"/>
               </w:rPr>
               <w:t>0</w:t>
             </w:r>
@@ -945,25 +659,18 @@
         <w:tc>
           <w:tcPr>
             <w:tcW w:w="1125" w:type="dxa"/>
-            <w:tcBorders/>
           </w:tcPr>
           <w:p>
             <w:pPr>
-              <w:pStyle w:val="Normal"/>
-              <w:widowControl/>
-              <w:spacing w:lineRule="auto" w:line="276" w:before="0" w:after="0"/>
-              <w:jc w:val="start"/>
+              <w:spacing w:after="0" w:line="276" w:lineRule="auto"/>
               <w:rPr>
                 <w:lang w:val="de-DE"/>
               </w:rPr>
             </w:pPr>
             <w:r>
               <w:rPr>
-                <w:rFonts w:eastAsia="Aptos" w:cs=""/>
-                <w:kern w:val="2"/>
-                <w:sz w:val="24"/>
-                <w:szCs w:val="24"/>
-                <w:lang w:val="de-DE" w:eastAsia="en-US" w:bidi="ar-SA"/>
+                <w:rFonts w:eastAsia="Aptos"/>
+                <w:lang w:val="de-DE"/>
               </w:rPr>
               <w:t>0</w:t>
             </w:r>
@@ -972,25 +679,18 @@
         <w:tc>
           <w:tcPr>
             <w:tcW w:w="1125" w:type="dxa"/>
-            <w:tcBorders/>
           </w:tcPr>
           <w:p>
             <w:pPr>
-              <w:pStyle w:val="Normal"/>
-              <w:widowControl/>
-              <w:spacing w:lineRule="auto" w:line="276" w:before="0" w:after="0"/>
-              <w:jc w:val="start"/>
+              <w:spacing w:after="0" w:line="276" w:lineRule="auto"/>
               <w:rPr>
                 <w:lang w:val="de-DE"/>
               </w:rPr>
             </w:pPr>
             <w:r>
               <w:rPr>
-                <w:rFonts w:eastAsia="Aptos" w:cs=""/>
-                <w:kern w:val="2"/>
-                <w:sz w:val="24"/>
-                <w:szCs w:val="24"/>
-                <w:lang w:val="de-DE" w:eastAsia="en-US" w:bidi="ar-SA"/>
+                <w:rFonts w:eastAsia="Aptos"/>
+                <w:lang w:val="de-DE"/>
               </w:rPr>
               <w:t>0</w:t>
             </w:r>
@@ -998,29 +698,21 @@
         </w:tc>
       </w:tr>
       <w:tr>
-        <w:trPr/>
         <w:tc>
           <w:tcPr>
             <w:tcW w:w="1137" w:type="dxa"/>
-            <w:tcBorders/>
           </w:tcPr>
           <w:p>
             <w:pPr>
-              <w:pStyle w:val="Normal"/>
-              <w:widowControl/>
-              <w:spacing w:lineRule="auto" w:line="276" w:before="0" w:after="0"/>
-              <w:jc w:val="start"/>
+              <w:spacing w:after="0" w:line="276" w:lineRule="auto"/>
               <w:rPr>
                 <w:lang w:val="de-DE"/>
               </w:rPr>
             </w:pPr>
             <w:r>
               <w:rPr>
-                <w:rFonts w:eastAsia="Aptos" w:cs=""/>
-                <w:kern w:val="2"/>
-                <w:sz w:val="24"/>
-                <w:szCs w:val="24"/>
-                <w:lang w:val="de-DE" w:eastAsia="en-US" w:bidi="ar-SA"/>
+                <w:rFonts w:eastAsia="Aptos"/>
+                <w:lang w:val="de-DE"/>
               </w:rPr>
               <w:t>0</w:t>
             </w:r>
@@ -1029,25 +721,18 @@
         <w:tc>
           <w:tcPr>
             <w:tcW w:w="1127" w:type="dxa"/>
-            <w:tcBorders/>
           </w:tcPr>
           <w:p>
             <w:pPr>
-              <w:pStyle w:val="Normal"/>
-              <w:widowControl/>
-              <w:spacing w:lineRule="auto" w:line="276" w:before="0" w:after="0"/>
-              <w:jc w:val="start"/>
+              <w:spacing w:after="0" w:line="276" w:lineRule="auto"/>
               <w:rPr>
                 <w:lang w:val="de-DE"/>
               </w:rPr>
             </w:pPr>
             <w:r>
               <w:rPr>
-                <w:rFonts w:eastAsia="Aptos" w:cs=""/>
-                <w:kern w:val="2"/>
-                <w:sz w:val="24"/>
-                <w:szCs w:val="24"/>
-                <w:lang w:val="de-DE" w:eastAsia="en-US" w:bidi="ar-SA"/>
+                <w:rFonts w:eastAsia="Aptos"/>
+                <w:lang w:val="de-DE"/>
               </w:rPr>
               <w:t>1</w:t>
             </w:r>
@@ -1056,25 +741,18 @@
         <w:tc>
           <w:tcPr>
             <w:tcW w:w="1125" w:type="dxa"/>
-            <w:tcBorders/>
           </w:tcPr>
           <w:p>
             <w:pPr>
-              <w:pStyle w:val="Normal"/>
-              <w:widowControl/>
-              <w:spacing w:lineRule="auto" w:line="276" w:before="0" w:after="0"/>
-              <w:jc w:val="start"/>
+              <w:spacing w:after="0" w:line="276" w:lineRule="auto"/>
               <w:rPr>
                 <w:lang w:val="de-DE"/>
               </w:rPr>
             </w:pPr>
             <w:r>
               <w:rPr>
-                <w:rFonts w:eastAsia="Aptos" w:cs=""/>
-                <w:kern w:val="2"/>
-                <w:sz w:val="24"/>
-                <w:szCs w:val="24"/>
-                <w:lang w:val="de-DE" w:eastAsia="en-US" w:bidi="ar-SA"/>
+                <w:rFonts w:eastAsia="Aptos"/>
+                <w:lang w:val="de-DE"/>
               </w:rPr>
               <w:t>1</w:t>
             </w:r>
@@ -1083,25 +761,18 @@
         <w:tc>
           <w:tcPr>
             <w:tcW w:w="1125" w:type="dxa"/>
-            <w:tcBorders/>
           </w:tcPr>
           <w:p>
             <w:pPr>
-              <w:pStyle w:val="Normal"/>
-              <w:widowControl/>
-              <w:spacing w:lineRule="auto" w:line="276" w:before="0" w:after="0"/>
-              <w:jc w:val="start"/>
+              <w:spacing w:after="0" w:line="276" w:lineRule="auto"/>
               <w:rPr>
                 <w:lang w:val="de-DE"/>
               </w:rPr>
             </w:pPr>
             <w:r>
               <w:rPr>
-                <w:rFonts w:eastAsia="Aptos" w:cs=""/>
-                <w:kern w:val="2"/>
-                <w:sz w:val="24"/>
-                <w:szCs w:val="24"/>
-                <w:lang w:val="de-DE" w:eastAsia="en-US" w:bidi="ar-SA"/>
+                <w:rFonts w:eastAsia="Aptos"/>
+                <w:lang w:val="de-DE"/>
               </w:rPr>
               <w:t>0</w:t>
             </w:r>
@@ -1109,29 +780,21 @@
         </w:tc>
       </w:tr>
       <w:tr>
-        <w:trPr/>
         <w:tc>
           <w:tcPr>
             <w:tcW w:w="1137" w:type="dxa"/>
-            <w:tcBorders/>
           </w:tcPr>
           <w:p>
             <w:pPr>
-              <w:pStyle w:val="Normal"/>
-              <w:widowControl/>
-              <w:spacing w:lineRule="auto" w:line="276" w:before="0" w:after="0"/>
-              <w:jc w:val="start"/>
+              <w:spacing w:after="0" w:line="276" w:lineRule="auto"/>
               <w:rPr>
                 <w:lang w:val="de-DE"/>
               </w:rPr>
             </w:pPr>
             <w:r>
               <w:rPr>
-                <w:rFonts w:eastAsia="Aptos" w:cs=""/>
-                <w:kern w:val="2"/>
-                <w:sz w:val="24"/>
-                <w:szCs w:val="24"/>
-                <w:lang w:val="de-DE" w:eastAsia="en-US" w:bidi="ar-SA"/>
+                <w:rFonts w:eastAsia="Aptos"/>
+                <w:lang w:val="de-DE"/>
               </w:rPr>
               <w:t>1</w:t>
             </w:r>
@@ -1140,25 +803,18 @@
         <w:tc>
           <w:tcPr>
             <w:tcW w:w="1127" w:type="dxa"/>
-            <w:tcBorders/>
           </w:tcPr>
           <w:p>
             <w:pPr>
-              <w:pStyle w:val="Normal"/>
-              <w:widowControl/>
-              <w:spacing w:lineRule="auto" w:line="276" w:before="0" w:after="0"/>
-              <w:jc w:val="start"/>
+              <w:spacing w:after="0" w:line="276" w:lineRule="auto"/>
               <w:rPr>
                 <w:lang w:val="de-DE"/>
               </w:rPr>
             </w:pPr>
             <w:r>
               <w:rPr>
-                <w:rFonts w:eastAsia="Aptos" w:cs=""/>
-                <w:kern w:val="2"/>
-                <w:sz w:val="24"/>
-                <w:szCs w:val="24"/>
-                <w:lang w:val="de-DE" w:eastAsia="en-US" w:bidi="ar-SA"/>
+                <w:rFonts w:eastAsia="Aptos"/>
+                <w:lang w:val="de-DE"/>
               </w:rPr>
               <w:t>0</w:t>
             </w:r>
@@ -1167,25 +823,18 @@
         <w:tc>
           <w:tcPr>
             <w:tcW w:w="1125" w:type="dxa"/>
-            <w:tcBorders/>
           </w:tcPr>
           <w:p>
             <w:pPr>
-              <w:pStyle w:val="Normal"/>
-              <w:widowControl/>
-              <w:spacing w:lineRule="auto" w:line="276" w:before="0" w:after="0"/>
-              <w:jc w:val="start"/>
+              <w:spacing w:after="0" w:line="276" w:lineRule="auto"/>
               <w:rPr>
                 <w:lang w:val="de-DE"/>
               </w:rPr>
             </w:pPr>
             <w:r>
               <w:rPr>
-                <w:rFonts w:eastAsia="Aptos" w:cs=""/>
-                <w:kern w:val="2"/>
-                <w:sz w:val="24"/>
-                <w:szCs w:val="24"/>
-                <w:lang w:val="de-DE" w:eastAsia="en-US" w:bidi="ar-SA"/>
+                <w:rFonts w:eastAsia="Aptos"/>
+                <w:lang w:val="de-DE"/>
               </w:rPr>
               <w:t>0</w:t>
             </w:r>
@@ -1194,25 +843,18 @@
         <w:tc>
           <w:tcPr>
             <w:tcW w:w="1125" w:type="dxa"/>
-            <w:tcBorders/>
           </w:tcPr>
           <w:p>
             <w:pPr>
-              <w:pStyle w:val="Normal"/>
-              <w:widowControl/>
-              <w:spacing w:lineRule="auto" w:line="276" w:before="0" w:after="0"/>
-              <w:jc w:val="start"/>
+              <w:spacing w:after="0" w:line="276" w:lineRule="auto"/>
               <w:rPr>
                 <w:lang w:val="de-DE"/>
               </w:rPr>
             </w:pPr>
             <w:r>
               <w:rPr>
-                <w:rFonts w:eastAsia="Aptos" w:cs=""/>
-                <w:kern w:val="2"/>
-                <w:sz w:val="24"/>
-                <w:szCs w:val="24"/>
-                <w:lang w:val="de-DE" w:eastAsia="en-US" w:bidi="ar-SA"/>
+                <w:rFonts w:eastAsia="Aptos"/>
+                <w:lang w:val="de-DE"/>
               </w:rPr>
               <w:t>0</w:t>
             </w:r>
@@ -1220,29 +862,21 @@
         </w:tc>
       </w:tr>
       <w:tr>
-        <w:trPr/>
         <w:tc>
           <w:tcPr>
             <w:tcW w:w="1137" w:type="dxa"/>
-            <w:tcBorders/>
           </w:tcPr>
           <w:p>
             <w:pPr>
-              <w:pStyle w:val="Normal"/>
-              <w:widowControl/>
-              <w:spacing w:lineRule="auto" w:line="276" w:before="0" w:after="0"/>
-              <w:jc w:val="start"/>
+              <w:spacing w:after="0" w:line="276" w:lineRule="auto"/>
               <w:rPr>
                 <w:lang w:val="de-DE"/>
               </w:rPr>
             </w:pPr>
             <w:r>
               <w:rPr>
-                <w:rFonts w:eastAsia="Aptos" w:cs=""/>
-                <w:kern w:val="2"/>
-                <w:sz w:val="24"/>
-                <w:szCs w:val="24"/>
-                <w:lang w:val="de-DE" w:eastAsia="en-US" w:bidi="ar-SA"/>
+                <w:rFonts w:eastAsia="Aptos"/>
+                <w:lang w:val="de-DE"/>
               </w:rPr>
               <w:t>1</w:t>
             </w:r>
@@ -1251,25 +885,18 @@
         <w:tc>
           <w:tcPr>
             <w:tcW w:w="1127" w:type="dxa"/>
-            <w:tcBorders/>
           </w:tcPr>
           <w:p>
             <w:pPr>
-              <w:pStyle w:val="Normal"/>
-              <w:widowControl/>
-              <w:spacing w:lineRule="auto" w:line="276" w:before="0" w:after="0"/>
-              <w:jc w:val="start"/>
+              <w:spacing w:after="0" w:line="276" w:lineRule="auto"/>
               <w:rPr>
                 <w:lang w:val="de-DE"/>
               </w:rPr>
             </w:pPr>
             <w:r>
               <w:rPr>
-                <w:rFonts w:eastAsia="Aptos" w:cs=""/>
-                <w:kern w:val="2"/>
-                <w:sz w:val="24"/>
-                <w:szCs w:val="24"/>
-                <w:lang w:val="de-DE" w:eastAsia="en-US" w:bidi="ar-SA"/>
+                <w:rFonts w:eastAsia="Aptos"/>
+                <w:lang w:val="de-DE"/>
               </w:rPr>
               <w:t>1</w:t>
             </w:r>
@@ -1278,25 +905,18 @@
         <w:tc>
           <w:tcPr>
             <w:tcW w:w="1125" w:type="dxa"/>
-            <w:tcBorders/>
           </w:tcPr>
           <w:p>
             <w:pPr>
-              <w:pStyle w:val="Normal"/>
-              <w:widowControl/>
-              <w:spacing w:lineRule="auto" w:line="276" w:before="0" w:after="0"/>
-              <w:jc w:val="start"/>
+              <w:spacing w:after="0" w:line="276" w:lineRule="auto"/>
               <w:rPr>
                 <w:lang w:val="de-DE"/>
               </w:rPr>
             </w:pPr>
             <w:r>
               <w:rPr>
-                <w:rFonts w:eastAsia="Aptos" w:cs=""/>
-                <w:kern w:val="2"/>
-                <w:sz w:val="24"/>
-                <w:szCs w:val="24"/>
-                <w:lang w:val="de-DE" w:eastAsia="en-US" w:bidi="ar-SA"/>
+                <w:rFonts w:eastAsia="Aptos"/>
+                <w:lang w:val="de-DE"/>
               </w:rPr>
               <w:t>0</w:t>
             </w:r>
@@ -1305,25 +925,18 @@
         <w:tc>
           <w:tcPr>
             <w:tcW w:w="1125" w:type="dxa"/>
-            <w:tcBorders/>
           </w:tcPr>
           <w:p>
             <w:pPr>
-              <w:pStyle w:val="Normal"/>
-              <w:widowControl/>
-              <w:spacing w:lineRule="auto" w:line="276" w:before="0" w:after="0"/>
-              <w:jc w:val="start"/>
+              <w:spacing w:after="0" w:line="276" w:lineRule="auto"/>
               <w:rPr>
                 <w:lang w:val="de-DE"/>
               </w:rPr>
             </w:pPr>
             <w:r>
               <w:rPr>
-                <w:rFonts w:eastAsia="Aptos" w:cs=""/>
-                <w:kern w:val="2"/>
-                <w:sz w:val="24"/>
-                <w:szCs w:val="24"/>
-                <w:lang w:val="de-DE" w:eastAsia="en-US" w:bidi="ar-SA"/>
+                <w:rFonts w:eastAsia="Aptos"/>
+                <w:lang w:val="de-DE"/>
               </w:rPr>
               <w:t>1</w:t>
             </w:r>
@@ -1339,7 +952,6 @@
         </w:rPr>
       </w:pPr>
       <w:r>
-        <w:rPr/>
         <w:br w:type="textWrapping" w:clear="all"/>
       </w:r>
     </w:p>
@@ -1351,13 +963,14 @@
         </w:rPr>
       </w:pPr>
       <w:r>
-        <w:rPr/>
         <w:t xml:space="preserve">High = Richtung~ </w:t>
       </w:r>
       <w:r>
-        <w:rPr/>
+        <w:rPr>
+          <w:noProof/>
+        </w:rPr>
         <w:drawing>
-          <wp:inline distT="0" distB="0" distL="0" distR="0">
+          <wp:inline distT="0" distB="0" distL="0" distR="0" wp14:anchorId="44AD8B8A" wp14:editId="50CF089F">
             <wp:extent cx="9525" cy="9525"/>
             <wp:effectExtent l="0" t="0" r="0" b="0"/>
             <wp:docPr id="5" name="Picture 2"/>
@@ -1374,7 +987,7 @@
                     </pic:cNvPicPr>
                   </pic:nvPicPr>
                   <pic:blipFill>
-                    <a:blip r:embed="rId6"/>
+                    <a:blip r:embed="rId9"/>
                     <a:stretch>
                       <a:fillRect/>
                     </a:stretch>
@@ -1396,9 +1009,11 @@
         </w:drawing>
       </w:r>
       <w:r>
-        <w:rPr/>
+        <w:rPr>
+          <w:noProof/>
+        </w:rPr>
         <w:drawing>
-          <wp:inline distT="0" distB="0" distL="0" distR="0">
+          <wp:inline distT="0" distB="0" distL="0" distR="0" wp14:anchorId="318A8D49" wp14:editId="2B5AF4F9">
             <wp:extent cx="9525" cy="9525"/>
             <wp:effectExtent l="0" t="0" r="0" b="0"/>
             <wp:docPr id="6" name="Picture 4"/>
@@ -1415,7 +1030,7 @@
                     </pic:cNvPicPr>
                   </pic:nvPicPr>
                   <pic:blipFill>
-                    <a:blip r:embed="rId7"/>
+                    <a:blip r:embed="rId9"/>
                     <a:stretch>
                       <a:fillRect/>
                     </a:stretch>
@@ -1438,7 +1053,7 @@
       </w:r>
       <w:r>
         <w:rPr>
-          <w:rFonts w:cs="Cambria Math" w:ascii="Cambria Math" w:hAnsi="Cambria Math"/>
+          <w:rFonts w:ascii="Cambria Math" w:hAnsi="Cambria Math" w:cs="Cambria Math"/>
         </w:rPr>
         <w:t>∧ Takt</w:t>
       </w:r>
@@ -1446,18 +1061,19 @@
     <w:p>
       <w:pPr>
         <w:pStyle w:val="ListParagraph"/>
-        <w:rPr/>
-      </w:pPr>
-      <w:r>
-        <w:rPr>
-          <w:rFonts w:cs="Cambria Math" w:ascii="Cambria Math" w:hAnsi="Cambria Math"/>
+      </w:pPr>
+      <w:r>
+        <w:rPr>
+          <w:rFonts w:ascii="Cambria Math" w:hAnsi="Cambria Math" w:cs="Cambria Math"/>
         </w:rPr>
         <w:t xml:space="preserve">Low = Richtung </w:t>
       </w:r>
       <w:r>
-        <w:rPr/>
+        <w:rPr>
+          <w:noProof/>
+        </w:rPr>
         <w:drawing>
-          <wp:inline distT="0" distB="0" distL="0" distR="0">
+          <wp:inline distT="0" distB="0" distL="0" distR="0" wp14:anchorId="5B74CAEC" wp14:editId="2A99B11A">
             <wp:extent cx="9525" cy="9525"/>
             <wp:effectExtent l="0" t="0" r="0" b="0"/>
             <wp:docPr id="7" name="Image4"/>
@@ -1474,7 +1090,7 @@
                     </pic:cNvPicPr>
                   </pic:nvPicPr>
                   <pic:blipFill>
-                    <a:blip r:embed="rId8"/>
+                    <a:blip r:embed="rId9"/>
                     <a:stretch>
                       <a:fillRect/>
                     </a:stretch>
@@ -1497,7 +1113,7 @@
       </w:r>
       <w:r>
         <w:rPr>
-          <w:rFonts w:cs="Cambria Math" w:ascii="Cambria Math" w:hAnsi="Cambria Math"/>
+          <w:rFonts w:ascii="Cambria Math" w:hAnsi="Cambria Math" w:cs="Cambria Math"/>
         </w:rPr>
         <w:t>∧ Takt</w:t>
       </w:r>
@@ -1505,53 +1121,55 @@
     <w:p>
       <w:pPr>
         <w:pStyle w:val="Heading1"/>
-        <w:ind w:hanging="0" w:start="0"/>
-        <w:rPr/>
-      </w:pPr>
-      <w:r>
-        <w:rPr/>
-        <w:t>Aufgabenstellung 3: Logik-Realisierung</w:t>
-      </w:r>
-    </w:p>
-    <w:p>
-      <w:pPr>
-        <w:pStyle w:val="Normal"/>
-        <w:rPr/>
-      </w:pPr>
-      <w:r>
-        <w:rPr/>
-        <w:tab/>
-      </w:r>
-      <w:r>
-        <w:rPr/>
+        <w:ind w:left="0" w:firstLine="0"/>
+      </w:pPr>
+      <w:r>
+        <w:t>Logik-Realisierung</w:t>
+      </w:r>
+    </w:p>
+    <w:p>
+      <w:pPr>
+        <w:pStyle w:val="Heading2"/>
+      </w:pPr>
+      <w:r>
+        <w:t>Aufgabenstellung</w:t>
+      </w:r>
+    </w:p>
+    <w:p>
+      <w:pPr>
+        <w:ind w:left="720"/>
+        <w:rPr>
+          <w:lang w:val="de-DE"/>
+        </w:rPr>
+      </w:pPr>
+      <w:r>
+        <w:rPr>
+          <w:lang w:val="de-DE"/>
+        </w:rPr>
         <w:t xml:space="preserve">Entwirf die auf Basis von Logik-Gattern die Schaltung und zeige in der Simulation Ihre </w:t>
-        <w:tab/>
+      </w:r>
+      <w:r>
+        <w:rPr>
+          <w:lang w:val="de-DE"/>
+        </w:rPr>
         <w:t>korrekte Funktion</w:t>
       </w:r>
     </w:p>
     <w:p>
       <w:pPr>
-        <w:pStyle w:val="Heading1"/>
-        <w:rPr/>
-      </w:pPr>
-      <w:r>
-        <w:rPr/>
-        <w:t xml:space="preserve">Schaltung Logik </w:t>
-      </w:r>
-      <w:r>
-        <w:rPr/>
-        <w:t>(Aufgabe 3)</w:t>
-      </w:r>
-    </w:p>
-    <w:p>
-      <w:pPr>
-        <w:pStyle w:val="Normal"/>
-        <w:rPr/>
-      </w:pPr>
-      <w:r>
-        <w:rPr/>
+        <w:pStyle w:val="Heading2"/>
+      </w:pPr>
+      <w:r>
+        <w:t>Schaltung</w:t>
+      </w:r>
+    </w:p>
+    <w:p>
+      <w:r>
+        <w:rPr>
+          <w:noProof/>
+        </w:rPr>
         <w:drawing>
-          <wp:inline distT="0" distB="0" distL="0" distR="0">
+          <wp:inline distT="0" distB="0" distL="0" distR="0" wp14:anchorId="652C0577" wp14:editId="64DA89F5">
             <wp:extent cx="5731510" cy="3836670"/>
             <wp:effectExtent l="0" t="0" r="0" b="0"/>
             <wp:docPr id="8" name="Image5"/>
@@ -1568,7 +1186,7 @@
                     </pic:cNvPicPr>
                   </pic:nvPicPr>
                   <pic:blipFill>
-                    <a:blip r:embed="rId9"/>
+                    <a:blip r:embed="rId10"/>
                     <a:stretch>
                       <a:fillRect/>
                     </a:stretch>
@@ -1592,37 +1210,28 @@
     </w:p>
     <w:p>
       <w:pPr>
-        <w:pStyle w:val="Heading1"/>
-        <w:rPr/>
-      </w:pPr>
-      <w:r>
-        <w:rPr/>
-        <w:t xml:space="preserve">Dimensionieren </w:t>
-      </w:r>
-      <w:r>
-        <w:rPr/>
-        <w:t>(Aufgabe 3)</w:t>
-      </w:r>
-    </w:p>
-    <w:p>
-      <w:pPr>
         <w:pStyle w:val="Heading2"/>
-        <w:rPr/>
-      </w:pPr>
-      <w:r>
-        <w:rPr/>
+      </w:pPr>
+      <w:r>
+        <w:lastRenderedPageBreak/>
+        <w:t>Dimensionieren</w:t>
+      </w:r>
+    </w:p>
+    <w:p>
+      <w:pPr>
+        <w:pStyle w:val="Heading3"/>
+      </w:pPr>
+      <w:r>
         <w:t>Not Gatter</w:t>
       </w:r>
     </w:p>
     <w:p>
-      <w:pPr>
-        <w:pStyle w:val="Normal"/>
-        <w:rPr/>
-      </w:pPr>
-      <w:r>
-        <w:rPr/>
+      <w:r>
+        <w:rPr>
+          <w:noProof/>
+        </w:rPr>
         <w:drawing>
-          <wp:inline distT="0" distB="0" distL="0" distR="0">
+          <wp:inline distT="0" distB="0" distL="0" distR="0" wp14:anchorId="2EEB7324" wp14:editId="19ACFE94">
             <wp:extent cx="5172710" cy="1485900"/>
             <wp:effectExtent l="0" t="0" r="0" b="0"/>
             <wp:docPr id="9" name="Image6"/>
@@ -1639,7 +1248,7 @@
                     </pic:cNvPicPr>
                   </pic:nvPicPr>
                   <pic:blipFill>
-                    <a:blip r:embed="rId10"/>
+                    <a:blip r:embed="rId11"/>
                     <a:stretch>
                       <a:fillRect/>
                     </a:stretch>
@@ -1663,23 +1272,19 @@
     </w:p>
     <w:p>
       <w:pPr>
-        <w:pStyle w:val="Heading2"/>
-        <w:rPr/>
-      </w:pPr>
-      <w:r>
-        <w:rPr/>
+        <w:pStyle w:val="Heading3"/>
+      </w:pPr>
+      <w:r>
         <w:t>And Gatter (Low)</w:t>
       </w:r>
     </w:p>
     <w:p>
-      <w:pPr>
-        <w:pStyle w:val="Normal"/>
-        <w:rPr/>
-      </w:pPr>
-      <w:r>
-        <w:rPr/>
+      <w:r>
+        <w:rPr>
+          <w:noProof/>
+        </w:rPr>
         <w:drawing>
-          <wp:inline distT="0" distB="0" distL="0" distR="0">
+          <wp:inline distT="0" distB="0" distL="0" distR="0" wp14:anchorId="1CAF26B8" wp14:editId="066D281B">
             <wp:extent cx="5909310" cy="4224655"/>
             <wp:effectExtent l="0" t="0" r="0" b="0"/>
             <wp:docPr id="10" name="Image7"/>
@@ -1696,7 +1301,7 @@
                     </pic:cNvPicPr>
                   </pic:nvPicPr>
                   <pic:blipFill>
-                    <a:blip r:embed="rId11"/>
+                    <a:blip r:embed="rId12"/>
                     <a:stretch>
                       <a:fillRect/>
                     </a:stretch>
@@ -1720,23 +1325,19 @@
     </w:p>
     <w:p>
       <w:pPr>
-        <w:pStyle w:val="Heading2"/>
-        <w:rPr/>
-      </w:pPr>
-      <w:r>
-        <w:rPr/>
+        <w:pStyle w:val="Heading3"/>
+      </w:pPr>
+      <w:r>
         <w:t>And Gatter (High)</w:t>
       </w:r>
     </w:p>
     <w:p>
-      <w:pPr>
-        <w:pStyle w:val="Normal"/>
-        <w:rPr/>
-      </w:pPr>
-      <w:r>
-        <w:rPr/>
+      <w:r>
+        <w:rPr>
+          <w:noProof/>
+        </w:rPr>
         <w:drawing>
-          <wp:inline distT="0" distB="0" distL="0" distR="0">
+          <wp:inline distT="0" distB="0" distL="0" distR="0" wp14:anchorId="24A83D52" wp14:editId="65453E64">
             <wp:extent cx="5579745" cy="1417955"/>
             <wp:effectExtent l="0" t="0" r="0" b="0"/>
             <wp:docPr id="11" name="Image8"/>
@@ -1753,7 +1354,7 @@
                     </pic:cNvPicPr>
                   </pic:nvPicPr>
                   <pic:blipFill>
-                    <a:blip r:embed="rId12"/>
+                    <a:blip r:embed="rId13"/>
                     <a:stretch>
                       <a:fillRect/>
                     </a:stretch>
@@ -1777,27 +1378,20 @@
     </w:p>
     <w:p>
       <w:pPr>
-        <w:pStyle w:val="Heading1"/>
-        <w:rPr/>
-      </w:pPr>
-      <w:r>
-        <w:rPr/>
-        <w:t xml:space="preserve">Simulation </w:t>
-      </w:r>
-      <w:r>
-        <w:rPr/>
-        <w:t>(Aufgabe 3)</w:t>
-      </w:r>
-    </w:p>
-    <w:p>
-      <w:pPr>
-        <w:pStyle w:val="Normal"/>
-        <w:rPr/>
-      </w:pPr>
-      <w:r>
-        <w:rPr/>
+        <w:pStyle w:val="Heading2"/>
+      </w:pPr>
+      <w:r>
+        <w:lastRenderedPageBreak/>
+        <w:t>Simulation</w:t>
+      </w:r>
+    </w:p>
+    <w:p>
+      <w:r>
+        <w:rPr>
+          <w:noProof/>
+        </w:rPr>
         <w:drawing>
-          <wp:inline distT="0" distB="0" distL="0" distR="0">
+          <wp:inline distT="0" distB="0" distL="0" distR="0" wp14:anchorId="2C7766BC" wp14:editId="7BACFD0E">
             <wp:extent cx="5731510" cy="4056380"/>
             <wp:effectExtent l="0" t="0" r="0" b="0"/>
             <wp:docPr id="12" name="Image9"/>
@@ -1814,7 +1408,7 @@
                     </pic:cNvPicPr>
                   </pic:nvPicPr>
                   <pic:blipFill>
-                    <a:blip r:embed="rId13"/>
+                    <a:blip r:embed="rId14"/>
                     <a:stretch>
                       <a:fillRect/>
                     </a:stretch>
@@ -1838,48 +1432,29 @@
     </w:p>
     <w:p>
       <w:pPr>
-        <w:pStyle w:val="Heading1"/>
-        <w:rPr/>
-      </w:pPr>
-      <w:r>
-        <w:rPr/>
-        <w:t xml:space="preserve">Auswertung </w:t>
-      </w:r>
-      <w:r>
-        <w:rPr/>
-        <w:t>(Aufgabe 3)</w:t>
-      </w:r>
-    </w:p>
-    <w:p>
-      <w:pPr>
-        <w:pStyle w:val="Normal"/>
-        <w:rPr>
-          <w:lang w:val="de-DE"/>
-        </w:rPr>
-      </w:pPr>
-      <w:r>
-        <w:rPr>
-          <w:lang w:val="de-DE"/>
-        </w:rPr>
-        <w:t>Bei Motorstrom High ist eine kleine Schwankung wenn er eigentlich 0</w:t>
-      </w:r>
-      <w:r>
-        <w:rPr>
-          <w:lang w:val="de-DE"/>
-        </w:rPr>
-        <w:t>mA</w:t>
-      </w:r>
-      <w:r>
-        <w:rPr>
-          <w:lang w:val="de-DE"/>
-        </w:rPr>
-        <w:t xml:space="preserve"> sein sollte. </w:t>
+        <w:pStyle w:val="Heading2"/>
+      </w:pPr>
+      <w:r>
+        <w:t>Auswertung</w:t>
+      </w:r>
+    </w:p>
+    <w:p>
+      <w:pPr>
+        <w:rPr>
+          <w:lang w:val="de-DE"/>
+        </w:rPr>
+      </w:pPr>
+      <w:r>
+        <w:rPr>
+          <w:lang w:val="de-DE"/>
+        </w:rPr>
+        <w:t xml:space="preserve">Bei Motorstrom High ist eine kleine Schwankung wenn er eigentlich 0mA sein sollte. </w:t>
       </w:r>
     </w:p>
     <w:p>
       <w:pPr>
         <w:pStyle w:val="ListParagraph"/>
-        <w:ind w:hanging="0" w:start="0"/>
+        <w:ind w:left="0"/>
         <w:rPr>
           <w:lang w:val="de-DE"/>
         </w:rPr>
@@ -1894,9 +1469,7 @@
     <w:p>
       <w:pPr>
         <w:pStyle w:val="ListParagraph"/>
-        <w:spacing w:before="0" w:after="160"/>
-        <w:ind w:hanging="0" w:start="0"/>
-        <w:contextualSpacing/>
+        <w:ind w:left="0"/>
         <w:rPr>
           <w:lang w:val="de-DE"/>
         </w:rPr>
@@ -1909,160 +1482,152 @@
       </w:r>
     </w:p>
     <w:sectPr>
-      <w:type w:val="nextPage"/>
       <w:pgSz w:w="11906" w:h="16838"/>
-      <w:pgMar w:left="1440" w:right="1440" w:gutter="0" w:header="0" w:top="1440" w:footer="0" w:bottom="1440"/>
-      <w:pgNumType w:fmt="decimal"/>
-      <w:formProt w:val="false"/>
-      <w:textDirection w:val="lrTb"/>
-      <w:docGrid w:type="default" w:linePitch="360" w:charSpace="0"/>
+      <w:pgMar w:top="1440" w:right="1440" w:bottom="1440" w:left="1440" w:header="0" w:footer="0" w:gutter="0"/>
+      <w:cols w:space="720"/>
+      <w:formProt w:val="0"/>
+      <w:docGrid w:linePitch="360"/>
     </w:sectPr>
   </w:body>
 </w:document>
 </file>
 
 <file path=word/numbering.xml><?xml version="1.0" encoding="utf-8"?>
-<w:numbering xmlns:w="http://schemas.openxmlformats.org/wordprocessingml/2006/main" xmlns:o="urn:schemas-microsoft-com:office:office" xmlns:r="http://schemas.openxmlformats.org/officeDocument/2006/relationships" xmlns:v="urn:schemas-microsoft-com:vml" xmlns:mc="http://schemas.openxmlformats.org/markup-compatibility/2006" xmlns:w14="http://schemas.microsoft.com/office/word/2010/wordml" mc:Ignorable="w14">
-  <w:abstractNum w:abstractNumId="1">
+<w:numbering xmlns:wpc="http://schemas.microsoft.com/office/word/2010/wordprocessingCanvas" xmlns:cx="http://schemas.microsoft.com/office/drawing/2014/chartex" xmlns:cx1="http://schemas.microsoft.com/office/drawing/2015/9/8/chartex" xmlns:cx2="http://schemas.microsoft.com/office/drawing/2015/10/21/chartex" xmlns:cx3="http://schemas.microsoft.com/office/drawing/2016/5/9/chartex" xmlns:cx4="http://schemas.microsoft.com/office/drawing/2016/5/10/chartex" xmlns:cx5="http://schemas.microsoft.com/office/drawing/2016/5/11/chartex" xmlns:cx6="http://schemas.microsoft.com/office/drawing/2016/5/12/chartex" xmlns:cx7="http://schemas.microsoft.com/office/drawing/2016/5/13/chartex" xmlns:cx8="http://schemas.microsoft.com/office/drawing/2016/5/14/chartex" xmlns:mc="http://schemas.openxmlformats.org/markup-compatibility/2006" xmlns:aink="http://schemas.microsoft.com/office/drawing/2016/ink" xmlns:am3d="http://schemas.microsoft.com/office/drawing/2017/model3d" xmlns:o="urn:schemas-microsoft-com:office:office" xmlns:oel="http://schemas.microsoft.com/office/2019/extlst" xmlns:r="http://schemas.openxmlformats.org/officeDocument/2006/relationships" xmlns:m="http://schemas.openxmlformats.org/officeDocument/2006/math" xmlns:v="urn:schemas-microsoft-com:vml" xmlns:wp14="http://schemas.microsoft.com/office/word/2010/wordprocessingDrawing" xmlns:wp="http://schemas.openxmlformats.org/drawingml/2006/wordprocessingDrawing" xmlns:w10="urn:schemas-microsoft-com:office:word" xmlns:w="http://schemas.openxmlformats.org/wordprocessingml/2006/main" xmlns:w14="http://schemas.microsoft.com/office/word/2010/wordml" xmlns:w15="http://schemas.microsoft.com/office/word/2012/wordml" xmlns:w16cex="http://schemas.microsoft.com/office/word/2018/wordml/cex" xmlns:w16cid="http://schemas.microsoft.com/office/word/2016/wordml/cid" xmlns:w16="http://schemas.microsoft.com/office/word/2018/wordml" xmlns:w16du="http://schemas.microsoft.com/office/word/2023/wordml/word16du" xmlns:w16sdtdh="http://schemas.microsoft.com/office/word/2020/wordml/sdtdatahash" xmlns:w16sdtfl="http://schemas.microsoft.com/office/word/2024/wordml/sdtformatlock" xmlns:w16se="http://schemas.microsoft.com/office/word/2015/wordml/symex" xmlns:wpg="http://schemas.microsoft.com/office/word/2010/wordprocessingGroup" xmlns:wpi="http://schemas.microsoft.com/office/word/2010/wordprocessingInk" xmlns:wne="http://schemas.microsoft.com/office/word/2006/wordml" xmlns:wps="http://schemas.microsoft.com/office/word/2010/wordprocessingShape" mc:Ignorable="w14 w15 w16se w16cid w16 w16cex w16sdtdh w16sdtfl w16du wp14">
+  <w:abstractNum w:abstractNumId="0" w15:restartNumberingAfterBreak="0">
+    <w:nsid w:val="1CD55EEE"/>
+    <w:multiLevelType w:val="multilevel"/>
+    <w:tmpl w:val="F134FBB8"/>
     <w:lvl w:ilvl="0">
       <w:start w:val="1"/>
       <w:numFmt w:val="decimal"/>
       <w:pStyle w:val="Heading1"/>
       <w:lvlText w:val="%1"/>
-      <w:lvlJc w:val="start"/>
+      <w:lvlJc w:val="left"/>
       <w:pPr>
         <w:tabs>
           <w:tab w:val="num" w:pos="0"/>
         </w:tabs>
-        <w:ind w:start="432" w:hanging="432"/>
-      </w:pPr>
-      <w:rPr/>
+        <w:ind w:left="432" w:hanging="432"/>
+      </w:pPr>
     </w:lvl>
     <w:lvl w:ilvl="1">
       <w:start w:val="1"/>
       <w:numFmt w:val="decimal"/>
       <w:pStyle w:val="Heading2"/>
       <w:lvlText w:val="%1.%2"/>
-      <w:lvlJc w:val="start"/>
+      <w:lvlJc w:val="left"/>
       <w:pPr>
         <w:tabs>
           <w:tab w:val="num" w:pos="0"/>
         </w:tabs>
-        <w:ind w:start="576" w:hanging="576"/>
-      </w:pPr>
-      <w:rPr/>
+        <w:ind w:left="576" w:hanging="576"/>
+      </w:pPr>
     </w:lvl>
     <w:lvl w:ilvl="2">
       <w:start w:val="1"/>
       <w:numFmt w:val="decimal"/>
       <w:pStyle w:val="Heading3"/>
       <w:lvlText w:val="%1.%2.%3"/>
-      <w:lvlJc w:val="start"/>
+      <w:lvlJc w:val="left"/>
       <w:pPr>
         <w:tabs>
           <w:tab w:val="num" w:pos="0"/>
         </w:tabs>
-        <w:ind w:start="720" w:hanging="720"/>
-      </w:pPr>
-      <w:rPr/>
+        <w:ind w:left="720" w:hanging="720"/>
+      </w:pPr>
     </w:lvl>
     <w:lvl w:ilvl="3">
       <w:start w:val="1"/>
       <w:numFmt w:val="decimal"/>
       <w:pStyle w:val="Heading4"/>
       <w:lvlText w:val="%1.%2.%3.%4"/>
-      <w:lvlJc w:val="start"/>
+      <w:lvlJc w:val="left"/>
       <w:pPr>
         <w:tabs>
           <w:tab w:val="num" w:pos="0"/>
         </w:tabs>
-        <w:ind w:start="864" w:hanging="864"/>
-      </w:pPr>
-      <w:rPr/>
+        <w:ind w:left="864" w:hanging="864"/>
+      </w:pPr>
     </w:lvl>
     <w:lvl w:ilvl="4">
       <w:start w:val="1"/>
       <w:numFmt w:val="decimal"/>
       <w:pStyle w:val="Heading5"/>
       <w:lvlText w:val="%1.%2.%3.%4.%5"/>
-      <w:lvlJc w:val="start"/>
+      <w:lvlJc w:val="left"/>
       <w:pPr>
         <w:tabs>
           <w:tab w:val="num" w:pos="0"/>
         </w:tabs>
-        <w:ind w:start="1008" w:hanging="1008"/>
-      </w:pPr>
-      <w:rPr/>
+        <w:ind w:left="1008" w:hanging="1008"/>
+      </w:pPr>
     </w:lvl>
     <w:lvl w:ilvl="5">
       <w:start w:val="1"/>
       <w:numFmt w:val="decimal"/>
       <w:pStyle w:val="Heading6"/>
       <w:lvlText w:val="%1.%2.%3.%4.%5.%6"/>
-      <w:lvlJc w:val="start"/>
+      <w:lvlJc w:val="left"/>
       <w:pPr>
         <w:tabs>
           <w:tab w:val="num" w:pos="0"/>
         </w:tabs>
-        <w:ind w:start="1152" w:hanging="1152"/>
-      </w:pPr>
-      <w:rPr/>
+        <w:ind w:left="1152" w:hanging="1152"/>
+      </w:pPr>
     </w:lvl>
     <w:lvl w:ilvl="6">
       <w:start w:val="1"/>
       <w:numFmt w:val="decimal"/>
       <w:pStyle w:val="Heading7"/>
       <w:lvlText w:val="%1.%2.%3.%4.%5.%6.%7"/>
-      <w:lvlJc w:val="start"/>
+      <w:lvlJc w:val="left"/>
       <w:pPr>
         <w:tabs>
           <w:tab w:val="num" w:pos="0"/>
         </w:tabs>
-        <w:ind w:start="1296" w:hanging="1296"/>
-      </w:pPr>
-      <w:rPr/>
+        <w:ind w:left="1296" w:hanging="1296"/>
+      </w:pPr>
     </w:lvl>
     <w:lvl w:ilvl="7">
       <w:start w:val="1"/>
       <w:numFmt w:val="decimal"/>
       <w:pStyle w:val="Heading8"/>
       <w:lvlText w:val="%1.%2.%3.%4.%5.%6.%7.%8"/>
-      <w:lvlJc w:val="start"/>
+      <w:lvlJc w:val="left"/>
       <w:pPr>
         <w:tabs>
           <w:tab w:val="num" w:pos="0"/>
         </w:tabs>
-        <w:ind w:start="1440" w:hanging="1440"/>
-      </w:pPr>
-      <w:rPr/>
+        <w:ind w:left="1440" w:hanging="1440"/>
+      </w:pPr>
     </w:lvl>
     <w:lvl w:ilvl="8">
       <w:start w:val="1"/>
       <w:numFmt w:val="decimal"/>
       <w:pStyle w:val="Heading9"/>
       <w:lvlText w:val="%1.%2.%3.%4.%5.%6.%7.%8.%9"/>
-      <w:lvlJc w:val="start"/>
+      <w:lvlJc w:val="left"/>
       <w:pPr>
         <w:tabs>
           <w:tab w:val="num" w:pos="0"/>
         </w:tabs>
-        <w:ind w:start="1584" w:hanging="1584"/>
-      </w:pPr>
-      <w:rPr/>
+        <w:ind w:left="1584" w:hanging="1584"/>
+      </w:pPr>
     </w:lvl>
   </w:abstractNum>
-  <w:num w:numId="1">
-    <w:abstractNumId w:val="1"/>
+  <w:num w:numId="1" w16cid:durableId="31732364">
+    <w:abstractNumId w:val="0"/>
   </w:num>
 </w:numbering>
 </file>
 
 <file path=word/styles.xml><?xml version="1.0" encoding="utf-8"?>
-<w:styles xmlns:w="http://schemas.openxmlformats.org/wordprocessingml/2006/main" xmlns:w14="http://schemas.microsoft.com/office/word/2010/wordml" xmlns:mc="http://schemas.openxmlformats.org/markup-compatibility/2006" mc:Ignorable="w14">
+<w:styles xmlns:mc="http://schemas.openxmlformats.org/markup-compatibility/2006" xmlns:r="http://schemas.openxmlformats.org/officeDocument/2006/relationships" xmlns:w="http://schemas.openxmlformats.org/wordprocessingml/2006/main" xmlns:w14="http://schemas.microsoft.com/office/word/2010/wordml" xmlns:w15="http://schemas.microsoft.com/office/word/2012/wordml" xmlns:w16cex="http://schemas.microsoft.com/office/word/2018/wordml/cex" xmlns:w16cid="http://schemas.microsoft.com/office/word/2016/wordml/cid" xmlns:w16="http://schemas.microsoft.com/office/word/2018/wordml" xmlns:w16du="http://schemas.microsoft.com/office/word/2023/wordml/word16du" xmlns:w16sdtdh="http://schemas.microsoft.com/office/word/2020/wordml/sdtdatahash" xmlns:w16sdtfl="http://schemas.microsoft.com/office/word/2024/wordml/sdtformatlock" xmlns:w16se="http://schemas.microsoft.com/office/word/2015/wordml/symex" mc:Ignorable="w14 w15 w16se w16cid w16 w16cex w16sdtdh w16sdtfl w16du">
   <w:docDefaults>
     <w:rPrDefault>
       <w:rPr>
-        <w:rFonts w:ascii="Aptos" w:hAnsi="Aptos" w:eastAsia="Aptos" w:cs="" w:asciiTheme="minorHAnsi" w:cstheme="minorBidi" w:eastAsiaTheme="minorHAnsi" w:hAnsiTheme="minorHAnsi"/>
+        <w:rFonts w:asciiTheme="minorHAnsi" w:eastAsiaTheme="minorHAnsi" w:hAnsiTheme="minorHAnsi" w:cstheme="minorBidi"/>
         <w:kern w:val="2"/>
         <w:sz w:val="24"/>
         <w:szCs w:val="24"/>
@@ -2072,21 +1637,21 @@
     </w:rPrDefault>
     <w:pPrDefault>
       <w:pPr>
-        <w:suppressAutoHyphens w:val="true"/>
+        <w:suppressAutoHyphens/>
       </w:pPr>
     </w:pPrDefault>
   </w:docDefaults>
   <w:latentStyles w:defLockedState="0" w:defUIPriority="99" w:defSemiHidden="0" w:defUnhideWhenUsed="0" w:defQFormat="0" w:count="376">
     <w:lsdException w:name="Normal" w:uiPriority="0" w:qFormat="1"/>
     <w:lsdException w:name="heading 1" w:uiPriority="9" w:qFormat="1"/>
-    <w:lsdException w:name="heading 2" w:uiPriority="9" w:semiHidden="1" w:unhideWhenUsed="1" w:qFormat="1"/>
-    <w:lsdException w:name="heading 3" w:uiPriority="9" w:semiHidden="1" w:unhideWhenUsed="1" w:qFormat="1"/>
-    <w:lsdException w:name="heading 4" w:uiPriority="9" w:semiHidden="1" w:unhideWhenUsed="1" w:qFormat="1"/>
-    <w:lsdException w:name="heading 5" w:uiPriority="9" w:semiHidden="1" w:unhideWhenUsed="1" w:qFormat="1"/>
-    <w:lsdException w:name="heading 6" w:uiPriority="9" w:semiHidden="1" w:unhideWhenUsed="1" w:qFormat="1"/>
-    <w:lsdException w:name="heading 7" w:uiPriority="9" w:semiHidden="1" w:unhideWhenUsed="1" w:qFormat="1"/>
-    <w:lsdException w:name="heading 8" w:uiPriority="9" w:semiHidden="1" w:unhideWhenUsed="1" w:qFormat="1"/>
-    <w:lsdException w:name="heading 9" w:uiPriority="9" w:semiHidden="1" w:unhideWhenUsed="1" w:qFormat="1"/>
+    <w:lsdException w:name="heading 2" w:semiHidden="1" w:uiPriority="9" w:unhideWhenUsed="1" w:qFormat="1"/>
+    <w:lsdException w:name="heading 3" w:semiHidden="1" w:uiPriority="9" w:unhideWhenUsed="1" w:qFormat="1"/>
+    <w:lsdException w:name="heading 4" w:semiHidden="1" w:uiPriority="9" w:unhideWhenUsed="1" w:qFormat="1"/>
+    <w:lsdException w:name="heading 5" w:semiHidden="1" w:uiPriority="9" w:unhideWhenUsed="1" w:qFormat="1"/>
+    <w:lsdException w:name="heading 6" w:semiHidden="1" w:uiPriority="9" w:unhideWhenUsed="1" w:qFormat="1"/>
+    <w:lsdException w:name="heading 7" w:semiHidden="1" w:uiPriority="9" w:unhideWhenUsed="1" w:qFormat="1"/>
+    <w:lsdException w:name="heading 8" w:semiHidden="1" w:uiPriority="9" w:unhideWhenUsed="1" w:qFormat="1"/>
+    <w:lsdException w:name="heading 9" w:semiHidden="1" w:uiPriority="9" w:unhideWhenUsed="1" w:qFormat="1"/>
     <w:lsdException w:name="index 1" w:semiHidden="1" w:unhideWhenUsed="1"/>
     <w:lsdException w:name="index 2" w:semiHidden="1" w:unhideWhenUsed="1"/>
     <w:lsdException w:name="index 3" w:semiHidden="1" w:unhideWhenUsed="1"/>
@@ -2096,22 +1661,22 @@
     <w:lsdException w:name="index 7" w:semiHidden="1" w:unhideWhenUsed="1"/>
     <w:lsdException w:name="index 8" w:semiHidden="1" w:unhideWhenUsed="1"/>
     <w:lsdException w:name="index 9" w:semiHidden="1" w:unhideWhenUsed="1"/>
-    <w:lsdException w:name="toc 1" w:uiPriority="39" w:semiHidden="1" w:unhideWhenUsed="1"/>
-    <w:lsdException w:name="toc 2" w:uiPriority="39" w:semiHidden="1" w:unhideWhenUsed="1"/>
-    <w:lsdException w:name="toc 3" w:uiPriority="39" w:semiHidden="1" w:unhideWhenUsed="1"/>
-    <w:lsdException w:name="toc 4" w:uiPriority="39" w:semiHidden="1" w:unhideWhenUsed="1"/>
-    <w:lsdException w:name="toc 5" w:uiPriority="39" w:semiHidden="1" w:unhideWhenUsed="1"/>
-    <w:lsdException w:name="toc 6" w:uiPriority="39" w:semiHidden="1" w:unhideWhenUsed="1"/>
-    <w:lsdException w:name="toc 7" w:uiPriority="39" w:semiHidden="1" w:unhideWhenUsed="1"/>
-    <w:lsdException w:name="toc 8" w:uiPriority="39" w:semiHidden="1" w:unhideWhenUsed="1"/>
-    <w:lsdException w:name="toc 9" w:uiPriority="39" w:semiHidden="1" w:unhideWhenUsed="1"/>
+    <w:lsdException w:name="toc 1" w:semiHidden="1" w:uiPriority="39" w:unhideWhenUsed="1"/>
+    <w:lsdException w:name="toc 2" w:semiHidden="1" w:uiPriority="39" w:unhideWhenUsed="1"/>
+    <w:lsdException w:name="toc 3" w:semiHidden="1" w:uiPriority="39" w:unhideWhenUsed="1"/>
+    <w:lsdException w:name="toc 4" w:semiHidden="1" w:uiPriority="39" w:unhideWhenUsed="1"/>
+    <w:lsdException w:name="toc 5" w:semiHidden="1" w:uiPriority="39" w:unhideWhenUsed="1"/>
+    <w:lsdException w:name="toc 6" w:semiHidden="1" w:uiPriority="39" w:unhideWhenUsed="1"/>
+    <w:lsdException w:name="toc 7" w:semiHidden="1" w:uiPriority="39" w:unhideWhenUsed="1"/>
+    <w:lsdException w:name="toc 8" w:semiHidden="1" w:uiPriority="39" w:unhideWhenUsed="1"/>
+    <w:lsdException w:name="toc 9" w:semiHidden="1" w:uiPriority="39" w:unhideWhenUsed="1"/>
     <w:lsdException w:name="Normal Indent" w:semiHidden="1" w:unhideWhenUsed="1"/>
     <w:lsdException w:name="footnote text" w:semiHidden="1" w:unhideWhenUsed="1"/>
     <w:lsdException w:name="annotation text" w:semiHidden="1" w:unhideWhenUsed="1"/>
     <w:lsdException w:name="header" w:semiHidden="1" w:unhideWhenUsed="1"/>
     <w:lsdException w:name="footer" w:semiHidden="1" w:unhideWhenUsed="1"/>
     <w:lsdException w:name="index heading" w:semiHidden="1" w:unhideWhenUsed="1"/>
-    <w:lsdException w:name="caption" w:uiPriority="35" w:semiHidden="1" w:unhideWhenUsed="1" w:qFormat="1"/>
+    <w:lsdException w:name="caption" w:semiHidden="1" w:uiPriority="35" w:unhideWhenUsed="1" w:qFormat="1"/>
     <w:lsdException w:name="table of figures" w:semiHidden="1" w:unhideWhenUsed="1"/>
     <w:lsdException w:name="envelope address" w:semiHidden="1" w:unhideWhenUsed="1"/>
     <w:lsdException w:name="envelope return" w:semiHidden="1" w:unhideWhenUsed="1"/>
@@ -2142,7 +1707,7 @@
     <w:lsdException w:name="Title" w:uiPriority="10" w:qFormat="1"/>
     <w:lsdException w:name="Closing" w:semiHidden="1" w:unhideWhenUsed="1"/>
     <w:lsdException w:name="Signature" w:semiHidden="1" w:unhideWhenUsed="1"/>
-    <w:lsdException w:name="Default Paragraph Font" w:uiPriority="1" w:semiHidden="1" w:unhideWhenUsed="1"/>
+    <w:lsdException w:name="Default Paragraph Font" w:semiHidden="1" w:uiPriority="1" w:unhideWhenUsed="1"/>
     <w:lsdException w:name="Body Text" w:semiHidden="1" w:unhideWhenUsed="1"/>
     <w:lsdException w:name="Body Text Indent" w:semiHidden="1" w:unhideWhenUsed="1"/>
     <w:lsdException w:name="List Continue" w:semiHidden="1" w:unhideWhenUsed="1"/>
@@ -2342,8 +1907,8 @@
     <w:lsdException w:name="Subtle Reference" w:uiPriority="31" w:qFormat="1"/>
     <w:lsdException w:name="Intense Reference" w:uiPriority="32" w:qFormat="1"/>
     <w:lsdException w:name="Book Title" w:uiPriority="33" w:qFormat="1"/>
-    <w:lsdException w:name="Bibliography" w:uiPriority="37" w:semiHidden="1" w:unhideWhenUsed="1"/>
-    <w:lsdException w:name="TOC Heading" w:uiPriority="39" w:semiHidden="1" w:unhideWhenUsed="1" w:qFormat="1"/>
+    <w:lsdException w:name="Bibliography" w:semiHidden="1" w:uiPriority="37" w:unhideWhenUsed="1"/>
+    <w:lsdException w:name="TOC Heading" w:semiHidden="1" w:uiPriority="39" w:unhideWhenUsed="1" w:qFormat="1"/>
     <w:lsdException w:name="Plain Table 1" w:uiPriority="41"/>
     <w:lsdException w:name="Plain Table 2" w:uiPriority="42"/>
     <w:lsdException w:name="Plain Table 3" w:uiPriority="43"/>
@@ -2454,25 +2019,13 @@
     <w:lsdException w:name="Unresolved Mention" w:semiHidden="1" w:unhideWhenUsed="1"/>
     <w:lsdException w:name="Smart Link" w:semiHidden="1" w:unhideWhenUsed="1"/>
   </w:latentStyles>
-  <w:style w:type="paragraph" w:styleId="Normal" w:default="1">
+  <w:style w:type="paragraph" w:default="1" w:styleId="Normal">
     <w:name w:val="Normal"/>
     <w:qFormat/>
     <w:rsid w:val="00351634"/>
     <w:pPr>
-      <w:widowControl/>
-      <w:bidi w:val="0"/>
-      <w:spacing w:lineRule="auto" w:line="278" w:before="0" w:after="160"/>
-      <w:jc w:val="start"/>
+      <w:spacing w:after="160" w:line="278" w:lineRule="auto"/>
     </w:pPr>
-    <w:rPr>
-      <w:rFonts w:ascii="Aptos" w:hAnsi="Aptos" w:eastAsia="Aptos" w:cs="" w:asciiTheme="minorHAnsi" w:cstheme="minorBidi" w:eastAsiaTheme="minorHAnsi" w:hAnsiTheme="minorHAnsi"/>
-      <w:color w:val="auto"/>
-      <w:kern w:val="2"/>
-      <w:sz w:val="24"/>
-      <w:szCs w:val="24"/>
-      <w:lang w:val="en-US" w:eastAsia="en-US" w:bidi="ar-SA"/>
-      <w14:ligatures w14:val="standardContextual"/>
-    </w:rPr>
   </w:style>
   <w:style w:type="paragraph" w:styleId="Heading1">
     <w:name w:val="heading 1"/>
@@ -2481,20 +2034,19 @@
     <w:link w:val="Heading1Char"/>
     <w:uiPriority w:val="9"/>
     <w:qFormat/>
-    <w:rsid w:val="005a4f20"/>
+    <w:rsid w:val="005A4F20"/>
     <w:pPr>
-      <w:keepNext w:val="true"/>
+      <w:keepNext/>
       <w:keepLines/>
       <w:numPr>
-        <w:ilvl w:val="0"/>
         <w:numId w:val="1"/>
       </w:numPr>
       <w:spacing w:before="360" w:after="80"/>
       <w:outlineLvl w:val="0"/>
     </w:pPr>
     <w:rPr>
-      <w:rFonts w:ascii="Aptos Display" w:hAnsi="Aptos Display" w:eastAsia="" w:cs="" w:asciiTheme="majorHAnsi" w:cstheme="majorBidi" w:eastAsiaTheme="majorEastAsia" w:hAnsiTheme="majorHAnsi"/>
-      <w:color w:themeColor="accent1" w:themeShade="bf" w:val="0F4761"/>
+      <w:rFonts w:asciiTheme="majorHAnsi" w:eastAsiaTheme="majorEastAsia" w:hAnsiTheme="majorHAnsi" w:cstheme="majorBidi"/>
+      <w:color w:val="0F4761" w:themeColor="accent1" w:themeShade="BF"/>
       <w:sz w:val="40"/>
       <w:szCs w:val="40"/>
     </w:rPr>
@@ -2507,9 +2059,9 @@
     <w:uiPriority w:val="9"/>
     <w:unhideWhenUsed/>
     <w:qFormat/>
-    <w:rsid w:val="005a4f20"/>
+    <w:rsid w:val="005A4F20"/>
     <w:pPr>
-      <w:keepNext w:val="true"/>
+      <w:keepNext/>
       <w:keepLines/>
       <w:numPr>
         <w:ilvl w:val="1"/>
@@ -2519,8 +2071,8 @@
       <w:outlineLvl w:val="1"/>
     </w:pPr>
     <w:rPr>
-      <w:rFonts w:ascii="Aptos Display" w:hAnsi="Aptos Display" w:eastAsia="" w:cs="" w:asciiTheme="majorHAnsi" w:cstheme="majorBidi" w:eastAsiaTheme="majorEastAsia" w:hAnsiTheme="majorHAnsi"/>
-      <w:color w:themeColor="accent1" w:themeShade="bf" w:val="0F4761"/>
+      <w:rFonts w:asciiTheme="majorHAnsi" w:eastAsiaTheme="majorEastAsia" w:hAnsiTheme="majorHAnsi" w:cstheme="majorBidi"/>
+      <w:color w:val="0F4761" w:themeColor="accent1" w:themeShade="BF"/>
       <w:sz w:val="32"/>
       <w:szCs w:val="32"/>
     </w:rPr>
@@ -2531,12 +2083,11 @@
     <w:next w:val="Normal"/>
     <w:link w:val="Heading3Char"/>
     <w:uiPriority w:val="9"/>
-    <w:semiHidden/>
     <w:unhideWhenUsed/>
     <w:qFormat/>
-    <w:rsid w:val="005a4f20"/>
+    <w:rsid w:val="005A4F20"/>
     <w:pPr>
-      <w:keepNext w:val="true"/>
+      <w:keepNext/>
       <w:keepLines/>
       <w:numPr>
         <w:ilvl w:val="2"/>
@@ -2546,8 +2097,8 @@
       <w:outlineLvl w:val="2"/>
     </w:pPr>
     <w:rPr>
-      <w:rFonts w:eastAsia="" w:cs="" w:cstheme="majorBidi" w:eastAsiaTheme="majorEastAsia"/>
-      <w:color w:themeColor="accent1" w:themeShade="bf" w:val="0F4761"/>
+      <w:rFonts w:eastAsiaTheme="majorEastAsia" w:cstheme="majorBidi"/>
+      <w:color w:val="0F4761" w:themeColor="accent1" w:themeShade="BF"/>
       <w:sz w:val="28"/>
       <w:szCs w:val="28"/>
     </w:rPr>
@@ -2561,9 +2112,9 @@
     <w:semiHidden/>
     <w:unhideWhenUsed/>
     <w:qFormat/>
-    <w:rsid w:val="005a4f20"/>
+    <w:rsid w:val="005A4F20"/>
     <w:pPr>
-      <w:keepNext w:val="true"/>
+      <w:keepNext/>
       <w:keepLines/>
       <w:numPr>
         <w:ilvl w:val="3"/>
@@ -2573,10 +2124,10 @@
       <w:outlineLvl w:val="3"/>
     </w:pPr>
     <w:rPr>
-      <w:rFonts w:eastAsia="" w:cs="" w:cstheme="majorBidi" w:eastAsiaTheme="majorEastAsia"/>
+      <w:rFonts w:eastAsiaTheme="majorEastAsia" w:cstheme="majorBidi"/>
       <w:i/>
       <w:iCs/>
-      <w:color w:themeColor="accent1" w:themeShade="bf" w:val="0F4761"/>
+      <w:color w:val="0F4761" w:themeColor="accent1" w:themeShade="BF"/>
     </w:rPr>
   </w:style>
   <w:style w:type="paragraph" w:styleId="Heading5">
@@ -2588,9 +2139,9 @@
     <w:semiHidden/>
     <w:unhideWhenUsed/>
     <w:qFormat/>
-    <w:rsid w:val="005a4f20"/>
+    <w:rsid w:val="005A4F20"/>
     <w:pPr>
-      <w:keepNext w:val="true"/>
+      <w:keepNext/>
       <w:keepLines/>
       <w:numPr>
         <w:ilvl w:val="4"/>
@@ -2600,8 +2151,8 @@
       <w:outlineLvl w:val="4"/>
     </w:pPr>
     <w:rPr>
-      <w:rFonts w:eastAsia="" w:cs="" w:cstheme="majorBidi" w:eastAsiaTheme="majorEastAsia"/>
-      <w:color w:themeColor="accent1" w:themeShade="bf" w:val="0F4761"/>
+      <w:rFonts w:eastAsiaTheme="majorEastAsia" w:cstheme="majorBidi"/>
+      <w:color w:val="0F4761" w:themeColor="accent1" w:themeShade="BF"/>
     </w:rPr>
   </w:style>
   <w:style w:type="paragraph" w:styleId="Heading6">
@@ -2613,9 +2164,9 @@
     <w:semiHidden/>
     <w:unhideWhenUsed/>
     <w:qFormat/>
-    <w:rsid w:val="005a4f20"/>
+    <w:rsid w:val="005A4F20"/>
     <w:pPr>
-      <w:keepNext w:val="true"/>
+      <w:keepNext/>
       <w:keepLines/>
       <w:numPr>
         <w:ilvl w:val="5"/>
@@ -2625,10 +2176,10 @@
       <w:outlineLvl w:val="5"/>
     </w:pPr>
     <w:rPr>
-      <w:rFonts w:eastAsia="" w:cs="" w:cstheme="majorBidi" w:eastAsiaTheme="majorEastAsia"/>
+      <w:rFonts w:eastAsiaTheme="majorEastAsia" w:cstheme="majorBidi"/>
       <w:i/>
       <w:iCs/>
-      <w:color w:themeColor="text1" w:themeTint="a6" w:val="595959"/>
+      <w:color w:val="595959" w:themeColor="text1" w:themeTint="A6"/>
     </w:rPr>
   </w:style>
   <w:style w:type="paragraph" w:styleId="Heading7">
@@ -2640,9 +2191,9 @@
     <w:semiHidden/>
     <w:unhideWhenUsed/>
     <w:qFormat/>
-    <w:rsid w:val="005a4f20"/>
+    <w:rsid w:val="005A4F20"/>
     <w:pPr>
-      <w:keepNext w:val="true"/>
+      <w:keepNext/>
       <w:keepLines/>
       <w:numPr>
         <w:ilvl w:val="6"/>
@@ -2652,8 +2203,8 @@
       <w:outlineLvl w:val="6"/>
     </w:pPr>
     <w:rPr>
-      <w:rFonts w:eastAsia="" w:cs="" w:cstheme="majorBidi" w:eastAsiaTheme="majorEastAsia"/>
-      <w:color w:themeColor="text1" w:themeTint="a6" w:val="595959"/>
+      <w:rFonts w:eastAsiaTheme="majorEastAsia" w:cstheme="majorBidi"/>
+      <w:color w:val="595959" w:themeColor="text1" w:themeTint="A6"/>
     </w:rPr>
   </w:style>
   <w:style w:type="paragraph" w:styleId="Heading8">
@@ -2665,22 +2216,22 @@
     <w:semiHidden/>
     <w:unhideWhenUsed/>
     <w:qFormat/>
-    <w:rsid w:val="005a4f20"/>
+    <w:rsid w:val="005A4F20"/>
     <w:pPr>
-      <w:keepNext w:val="true"/>
+      <w:keepNext/>
       <w:keepLines/>
       <w:numPr>
         <w:ilvl w:val="7"/>
         <w:numId w:val="1"/>
       </w:numPr>
-      <w:spacing w:before="0" w:after="0"/>
+      <w:spacing w:after="0"/>
       <w:outlineLvl w:val="7"/>
     </w:pPr>
     <w:rPr>
-      <w:rFonts w:eastAsia="" w:cs="" w:cstheme="majorBidi" w:eastAsiaTheme="majorEastAsia"/>
+      <w:rFonts w:eastAsiaTheme="majorEastAsia" w:cstheme="majorBidi"/>
       <w:i/>
       <w:iCs/>
-      <w:color w:themeColor="text1" w:themeTint="d8" w:val="272727"/>
+      <w:color w:val="272727" w:themeColor="text1" w:themeTint="D8"/>
     </w:rPr>
   </w:style>
   <w:style w:type="paragraph" w:styleId="Heading9">
@@ -2692,407 +2243,27 @@
     <w:semiHidden/>
     <w:unhideWhenUsed/>
     <w:qFormat/>
-    <w:rsid w:val="005a4f20"/>
+    <w:rsid w:val="005A4F20"/>
     <w:pPr>
-      <w:keepNext w:val="true"/>
+      <w:keepNext/>
       <w:keepLines/>
       <w:numPr>
         <w:ilvl w:val="8"/>
         <w:numId w:val="1"/>
       </w:numPr>
-      <w:spacing w:before="0" w:after="0"/>
+      <w:spacing w:after="0"/>
       <w:outlineLvl w:val="8"/>
     </w:pPr>
     <w:rPr>
-      <w:rFonts w:eastAsia="" w:cs="" w:cstheme="majorBidi" w:eastAsiaTheme="majorEastAsia"/>
-      <w:color w:themeColor="text1" w:themeTint="d8" w:val="272727"/>
-    </w:rPr>
-  </w:style>
-  <w:style w:type="character" w:styleId="DefaultParagraphFont" w:default="1">
+      <w:rFonts w:eastAsiaTheme="majorEastAsia" w:cstheme="majorBidi"/>
+      <w:color w:val="272727" w:themeColor="text1" w:themeTint="D8"/>
+    </w:rPr>
+  </w:style>
+  <w:style w:type="character" w:default="1" w:styleId="DefaultParagraphFont">
     <w:name w:val="Default Paragraph Font"/>
     <w:uiPriority w:val="1"/>
     <w:semiHidden/>
     <w:unhideWhenUsed/>
-    <w:qFormat/>
-    <w:rPr/>
-  </w:style>
-  <w:style w:type="character" w:styleId="Heading1Char" w:customStyle="1">
-    <w:name w:val="Heading 1 Char"/>
-    <w:basedOn w:val="DefaultParagraphFont"/>
-    <w:link w:val="Heading1"/>
-    <w:uiPriority w:val="9"/>
-    <w:qFormat/>
-    <w:rsid w:val="005a4f20"/>
-    <w:rPr>
-      <w:rFonts w:ascii="Aptos Display" w:hAnsi="Aptos Display" w:eastAsia="" w:cs="" w:asciiTheme="majorHAnsi" w:cstheme="majorBidi" w:eastAsiaTheme="majorEastAsia" w:hAnsiTheme="majorHAnsi"/>
-      <w:color w:themeColor="accent1" w:themeShade="bf" w:val="0F4761"/>
-      <w:sz w:val="40"/>
-      <w:szCs w:val="40"/>
-    </w:rPr>
-  </w:style>
-  <w:style w:type="character" w:styleId="Heading2Char" w:customStyle="1">
-    <w:name w:val="Heading 2 Char"/>
-    <w:basedOn w:val="DefaultParagraphFont"/>
-    <w:link w:val="Heading2"/>
-    <w:uiPriority w:val="9"/>
-    <w:qFormat/>
-    <w:rsid w:val="005a4f20"/>
-    <w:rPr>
-      <w:rFonts w:ascii="Aptos Display" w:hAnsi="Aptos Display" w:eastAsia="" w:cs="" w:asciiTheme="majorHAnsi" w:cstheme="majorBidi" w:eastAsiaTheme="majorEastAsia" w:hAnsiTheme="majorHAnsi"/>
-      <w:color w:themeColor="accent1" w:themeShade="bf" w:val="0F4761"/>
-      <w:sz w:val="32"/>
-      <w:szCs w:val="32"/>
-    </w:rPr>
-  </w:style>
-  <w:style w:type="character" w:styleId="Heading3Char" w:customStyle="1">
-    <w:name w:val="Heading 3 Char"/>
-    <w:basedOn w:val="DefaultParagraphFont"/>
-    <w:link w:val="Heading3"/>
-    <w:uiPriority w:val="9"/>
-    <w:semiHidden/>
-    <w:qFormat/>
-    <w:rsid w:val="005a4f20"/>
-    <w:rPr>
-      <w:rFonts w:eastAsia="" w:cs="" w:cstheme="majorBidi" w:eastAsiaTheme="majorEastAsia"/>
-      <w:color w:themeColor="accent1" w:themeShade="bf" w:val="0F4761"/>
-      <w:sz w:val="28"/>
-      <w:szCs w:val="28"/>
-    </w:rPr>
-  </w:style>
-  <w:style w:type="character" w:styleId="Heading4Char" w:customStyle="1">
-    <w:name w:val="Heading 4 Char"/>
-    <w:basedOn w:val="DefaultParagraphFont"/>
-    <w:link w:val="Heading4"/>
-    <w:uiPriority w:val="9"/>
-    <w:semiHidden/>
-    <w:qFormat/>
-    <w:rsid w:val="005a4f20"/>
-    <w:rPr>
-      <w:rFonts w:eastAsia="" w:cs="" w:cstheme="majorBidi" w:eastAsiaTheme="majorEastAsia"/>
-      <w:i/>
-      <w:iCs/>
-      <w:color w:themeColor="accent1" w:themeShade="bf" w:val="0F4761"/>
-    </w:rPr>
-  </w:style>
-  <w:style w:type="character" w:styleId="Heading5Char" w:customStyle="1">
-    <w:name w:val="Heading 5 Char"/>
-    <w:basedOn w:val="DefaultParagraphFont"/>
-    <w:link w:val="Heading5"/>
-    <w:uiPriority w:val="9"/>
-    <w:semiHidden/>
-    <w:qFormat/>
-    <w:rsid w:val="005a4f20"/>
-    <w:rPr>
-      <w:rFonts w:eastAsia="" w:cs="" w:cstheme="majorBidi" w:eastAsiaTheme="majorEastAsia"/>
-      <w:color w:themeColor="accent1" w:themeShade="bf" w:val="0F4761"/>
-    </w:rPr>
-  </w:style>
-  <w:style w:type="character" w:styleId="Heading6Char" w:customStyle="1">
-    <w:name w:val="Heading 6 Char"/>
-    <w:basedOn w:val="DefaultParagraphFont"/>
-    <w:link w:val="Heading6"/>
-    <w:uiPriority w:val="9"/>
-    <w:semiHidden/>
-    <w:qFormat/>
-    <w:rsid w:val="005a4f20"/>
-    <w:rPr>
-      <w:rFonts w:eastAsia="" w:cs="" w:cstheme="majorBidi" w:eastAsiaTheme="majorEastAsia"/>
-      <w:i/>
-      <w:iCs/>
-      <w:color w:themeColor="text1" w:themeTint="a6" w:val="595959"/>
-    </w:rPr>
-  </w:style>
-  <w:style w:type="character" w:styleId="Heading7Char" w:customStyle="1">
-    <w:name w:val="Heading 7 Char"/>
-    <w:basedOn w:val="DefaultParagraphFont"/>
-    <w:link w:val="Heading7"/>
-    <w:uiPriority w:val="9"/>
-    <w:semiHidden/>
-    <w:qFormat/>
-    <w:rsid w:val="005a4f20"/>
-    <w:rPr>
-      <w:rFonts w:eastAsia="" w:cs="" w:cstheme="majorBidi" w:eastAsiaTheme="majorEastAsia"/>
-      <w:color w:themeColor="text1" w:themeTint="a6" w:val="595959"/>
-    </w:rPr>
-  </w:style>
-  <w:style w:type="character" w:styleId="Heading8Char" w:customStyle="1">
-    <w:name w:val="Heading 8 Char"/>
-    <w:basedOn w:val="DefaultParagraphFont"/>
-    <w:link w:val="Heading8"/>
-    <w:uiPriority w:val="9"/>
-    <w:semiHidden/>
-    <w:qFormat/>
-    <w:rsid w:val="005a4f20"/>
-    <w:rPr>
-      <w:rFonts w:eastAsia="" w:cs="" w:cstheme="majorBidi" w:eastAsiaTheme="majorEastAsia"/>
-      <w:i/>
-      <w:iCs/>
-      <w:color w:themeColor="text1" w:themeTint="d8" w:val="272727"/>
-    </w:rPr>
-  </w:style>
-  <w:style w:type="character" w:styleId="Heading9Char" w:customStyle="1">
-    <w:name w:val="Heading 9 Char"/>
-    <w:basedOn w:val="DefaultParagraphFont"/>
-    <w:link w:val="Heading9"/>
-    <w:uiPriority w:val="9"/>
-    <w:semiHidden/>
-    <w:qFormat/>
-    <w:rsid w:val="005a4f20"/>
-    <w:rPr>
-      <w:rFonts w:eastAsia="" w:cs="" w:cstheme="majorBidi" w:eastAsiaTheme="majorEastAsia"/>
-      <w:color w:themeColor="text1" w:themeTint="d8" w:val="272727"/>
-    </w:rPr>
-  </w:style>
-  <w:style w:type="character" w:styleId="TitleChar" w:customStyle="1">
-    <w:name w:val="Title Char"/>
-    <w:basedOn w:val="DefaultParagraphFont"/>
-    <w:link w:val="Title"/>
-    <w:uiPriority w:val="10"/>
-    <w:qFormat/>
-    <w:rsid w:val="005a4f20"/>
-    <w:rPr>
-      <w:rFonts w:ascii="Aptos Display" w:hAnsi="Aptos Display" w:eastAsia="" w:cs="" w:asciiTheme="majorHAnsi" w:cstheme="majorBidi" w:eastAsiaTheme="majorEastAsia" w:hAnsiTheme="majorHAnsi"/>
-      <w:spacing w:val="-10"/>
-      <w:kern w:val="2"/>
-      <w:sz w:val="56"/>
-      <w:szCs w:val="56"/>
-    </w:rPr>
-  </w:style>
-  <w:style w:type="character" w:styleId="SubtitleChar" w:customStyle="1">
-    <w:name w:val="Subtitle Char"/>
-    <w:basedOn w:val="DefaultParagraphFont"/>
-    <w:link w:val="Subtitle"/>
-    <w:uiPriority w:val="11"/>
-    <w:qFormat/>
-    <w:rsid w:val="005a4f20"/>
-    <w:rPr>
-      <w:rFonts w:eastAsia="" w:cs="" w:cstheme="majorBidi" w:eastAsiaTheme="majorEastAsia"/>
-      <w:color w:themeColor="text1" w:themeTint="a6" w:val="595959"/>
-      <w:spacing w:val="15"/>
-      <w:sz w:val="28"/>
-      <w:szCs w:val="28"/>
-    </w:rPr>
-  </w:style>
-  <w:style w:type="character" w:styleId="QuoteChar" w:customStyle="1">
-    <w:name w:val="Quote Char"/>
-    <w:basedOn w:val="DefaultParagraphFont"/>
-    <w:link w:val="Quote"/>
-    <w:uiPriority w:val="29"/>
-    <w:qFormat/>
-    <w:rsid w:val="005a4f20"/>
-    <w:rPr>
-      <w:i/>
-      <w:iCs/>
-      <w:color w:themeColor="text1" w:themeTint="bf" w:val="404040"/>
-    </w:rPr>
-  </w:style>
-  <w:style w:type="character" w:styleId="IntenseEmphasis">
-    <w:name w:val="Intense Emphasis"/>
-    <w:basedOn w:val="DefaultParagraphFont"/>
-    <w:uiPriority w:val="21"/>
-    <w:qFormat/>
-    <w:rsid w:val="005a4f20"/>
-    <w:rPr>
-      <w:i/>
-      <w:iCs/>
-      <w:color w:themeColor="accent1" w:themeShade="bf" w:val="0F4761"/>
-    </w:rPr>
-  </w:style>
-  <w:style w:type="character" w:styleId="IntenseQuoteChar" w:customStyle="1">
-    <w:name w:val="Intense Quote Char"/>
-    <w:basedOn w:val="DefaultParagraphFont"/>
-    <w:link w:val="IntenseQuote"/>
-    <w:uiPriority w:val="30"/>
-    <w:qFormat/>
-    <w:rsid w:val="005a4f20"/>
-    <w:rPr>
-      <w:i/>
-      <w:iCs/>
-      <w:color w:themeColor="accent1" w:themeShade="bf" w:val="0F4761"/>
-    </w:rPr>
-  </w:style>
-  <w:style w:type="character" w:styleId="IntenseReference">
-    <w:name w:val="Intense Reference"/>
-    <w:basedOn w:val="DefaultParagraphFont"/>
-    <w:uiPriority w:val="32"/>
-    <w:qFormat/>
-    <w:rsid w:val="005a4f20"/>
-    <w:rPr>
-      <w:b/>
-      <w:bCs/>
-      <w:smallCaps/>
-      <w:color w:themeColor="accent1" w:themeShade="bf" w:val="0F4761"/>
-      <w:spacing w:val="5"/>
-    </w:rPr>
-  </w:style>
-  <w:style w:type="character" w:styleId="PlaceholderText">
-    <w:name w:val="Placeholder Text"/>
-    <w:basedOn w:val="DefaultParagraphFont"/>
-    <w:uiPriority w:val="99"/>
-    <w:semiHidden/>
-    <w:qFormat/>
-    <w:rsid w:val="00c46a14"/>
-    <w:rPr>
-      <w:color w:val="666666"/>
-    </w:rPr>
-  </w:style>
-  <w:style w:type="paragraph" w:styleId="Heading">
-    <w:name w:val="Heading"/>
-    <w:basedOn w:val="Normal"/>
-    <w:next w:val="BodyText"/>
-    <w:qFormat/>
-    <w:pPr>
-      <w:keepNext w:val="true"/>
-      <w:spacing w:before="240" w:after="120"/>
-    </w:pPr>
-    <w:rPr>
-      <w:rFonts w:ascii="FreeSans" w:hAnsi="FreeSans" w:eastAsia="FreeSans" w:cs="FreeSans"/>
-      <w:sz w:val="28"/>
-      <w:szCs w:val="28"/>
-    </w:rPr>
-  </w:style>
-  <w:style w:type="paragraph" w:styleId="BodyText">
-    <w:name w:val="Body Text"/>
-    <w:basedOn w:val="Normal"/>
-    <w:pPr>
-      <w:spacing w:lineRule="auto" w:line="276" w:before="0" w:after="140"/>
-    </w:pPr>
-    <w:rPr/>
-  </w:style>
-  <w:style w:type="paragraph" w:styleId="List">
-    <w:name w:val="List"/>
-    <w:basedOn w:val="BodyText"/>
-    <w:pPr/>
-    <w:rPr/>
-  </w:style>
-  <w:style w:type="paragraph" w:styleId="Caption">
-    <w:name w:val="caption"/>
-    <w:basedOn w:val="Normal"/>
-    <w:qFormat/>
-    <w:pPr>
-      <w:suppressLineNumbers/>
-      <w:spacing w:before="120" w:after="120"/>
-    </w:pPr>
-    <w:rPr>
-      <w:i/>
-      <w:iCs/>
-      <w:sz w:val="24"/>
-      <w:szCs w:val="24"/>
-    </w:rPr>
-  </w:style>
-  <w:style w:type="paragraph" w:styleId="Index">
-    <w:name w:val="Index"/>
-    <w:basedOn w:val="Normal"/>
-    <w:qFormat/>
-    <w:pPr>
-      <w:suppressLineNumbers/>
-    </w:pPr>
-    <w:rPr/>
-  </w:style>
-  <w:style w:type="paragraph" w:styleId="Title">
-    <w:name w:val="Title"/>
-    <w:basedOn w:val="Normal"/>
-    <w:next w:val="Normal"/>
-    <w:link w:val="TitleChar"/>
-    <w:uiPriority w:val="10"/>
-    <w:qFormat/>
-    <w:rsid w:val="005a4f20"/>
-    <w:pPr>
-      <w:spacing w:lineRule="auto" w:line="240" w:before="0" w:after="80"/>
-      <w:contextualSpacing/>
-    </w:pPr>
-    <w:rPr>
-      <w:rFonts w:ascii="Aptos Display" w:hAnsi="Aptos Display" w:eastAsia="" w:cs="" w:asciiTheme="majorHAnsi" w:cstheme="majorBidi" w:eastAsiaTheme="majorEastAsia" w:hAnsiTheme="majorHAnsi"/>
-      <w:spacing w:val="-10"/>
-      <w:kern w:val="2"/>
-      <w:sz w:val="56"/>
-      <w:szCs w:val="56"/>
-    </w:rPr>
-  </w:style>
-  <w:style w:type="paragraph" w:styleId="Subtitle">
-    <w:name w:val="Subtitle"/>
-    <w:basedOn w:val="Normal"/>
-    <w:next w:val="Normal"/>
-    <w:link w:val="SubtitleChar"/>
-    <w:uiPriority w:val="11"/>
-    <w:qFormat/>
-    <w:rsid w:val="005a4f20"/>
-    <w:pPr/>
-    <w:rPr>
-      <w:rFonts w:eastAsia="" w:cs="" w:cstheme="majorBidi" w:eastAsiaTheme="majorEastAsia"/>
-      <w:color w:themeColor="text1" w:themeTint="a6" w:val="595959"/>
-      <w:spacing w:val="15"/>
-      <w:sz w:val="28"/>
-      <w:szCs w:val="28"/>
-    </w:rPr>
-  </w:style>
-  <w:style w:type="paragraph" w:styleId="Quote">
-    <w:name w:val="Quote"/>
-    <w:basedOn w:val="Normal"/>
-    <w:next w:val="Normal"/>
-    <w:link w:val="QuoteChar"/>
-    <w:uiPriority w:val="29"/>
-    <w:qFormat/>
-    <w:rsid w:val="005a4f20"/>
-    <w:pPr>
-      <w:spacing w:before="160" w:after="160"/>
-      <w:jc w:val="center"/>
-    </w:pPr>
-    <w:rPr>
-      <w:i/>
-      <w:iCs/>
-      <w:color w:themeColor="text1" w:themeTint="bf" w:val="404040"/>
-    </w:rPr>
-  </w:style>
-  <w:style w:type="paragraph" w:styleId="ListParagraph">
-    <w:name w:val="List Paragraph"/>
-    <w:basedOn w:val="Normal"/>
-    <w:uiPriority w:val="34"/>
-    <w:qFormat/>
-    <w:rsid w:val="005a4f20"/>
-    <w:pPr>
-      <w:spacing w:before="0" w:after="160"/>
-      <w:ind w:start="720"/>
-      <w:contextualSpacing/>
-    </w:pPr>
-    <w:rPr/>
-  </w:style>
-  <w:style w:type="paragraph" w:styleId="IntenseQuote">
-    <w:name w:val="Intense Quote"/>
-    <w:basedOn w:val="Normal"/>
-    <w:next w:val="Normal"/>
-    <w:link w:val="IntenseQuoteChar"/>
-    <w:uiPriority w:val="30"/>
-    <w:qFormat/>
-    <w:rsid w:val="005a4f20"/>
-    <w:pPr>
-      <w:pBdr>
-        <w:top w:val="single" w:sz="4" w:space="10" w:color="0F4761" w:themeColor="accent1" w:themeShade="bf"/>
-        <w:bottom w:val="single" w:sz="4" w:space="10" w:color="0F4761" w:themeColor="accent1" w:themeShade="bf"/>
-      </w:pBdr>
-      <w:spacing w:before="360" w:after="360"/>
-      <w:ind w:start="864" w:end="864"/>
-      <w:jc w:val="center"/>
-    </w:pPr>
-    <w:rPr>
-      <w:i/>
-      <w:iCs/>
-      <w:color w:themeColor="accent1" w:themeShade="bf" w:val="0F4761"/>
-    </w:rPr>
-  </w:style>
-  <w:style w:type="paragraph" w:styleId="FrameContents">
-    <w:name w:val="Frame Contents"/>
-    <w:basedOn w:val="Normal"/>
-    <w:qFormat/>
-    <w:pPr/>
-    <w:rPr/>
-  </w:style>
-  <w:style w:type="numbering" w:styleId="NoList" w:default="1">
-    <w:name w:val="No List"/>
-    <w:uiPriority w:val="99"/>
-    <w:semiHidden/>
-    <w:unhideWhenUsed/>
-    <w:qFormat/>
   </w:style>
   <w:style w:type="table" w:default="1" w:styleId="TableNormal">
     <w:name w:val="Normal Table"/>
@@ -3100,6 +2271,7 @@
     <w:semiHidden/>
     <w:unhideWhenUsed/>
     <w:tblPr>
+      <w:tblInd w:w="0" w:type="dxa"/>
       <w:tblCellMar>
         <w:top w:w="0" w:type="dxa"/>
         <w:left w:w="108" w:type="dxa"/>
@@ -3108,22 +2280,383 @@
       </w:tblCellMar>
     </w:tblPr>
   </w:style>
+  <w:style w:type="numbering" w:default="1" w:styleId="NoList">
+    <w:name w:val="No List"/>
+    <w:uiPriority w:val="99"/>
+    <w:semiHidden/>
+    <w:unhideWhenUsed/>
+  </w:style>
+  <w:style w:type="character" w:customStyle="1" w:styleId="Heading1Char">
+    <w:name w:val="Heading 1 Char"/>
+    <w:basedOn w:val="DefaultParagraphFont"/>
+    <w:link w:val="Heading1"/>
+    <w:uiPriority w:val="9"/>
+    <w:qFormat/>
+    <w:rsid w:val="005A4F20"/>
+    <w:rPr>
+      <w:rFonts w:asciiTheme="majorHAnsi" w:eastAsiaTheme="majorEastAsia" w:hAnsiTheme="majorHAnsi" w:cstheme="majorBidi"/>
+      <w:color w:val="0F4761" w:themeColor="accent1" w:themeShade="BF"/>
+      <w:sz w:val="40"/>
+      <w:szCs w:val="40"/>
+    </w:rPr>
+  </w:style>
+  <w:style w:type="character" w:customStyle="1" w:styleId="Heading2Char">
+    <w:name w:val="Heading 2 Char"/>
+    <w:basedOn w:val="DefaultParagraphFont"/>
+    <w:link w:val="Heading2"/>
+    <w:uiPriority w:val="9"/>
+    <w:qFormat/>
+    <w:rsid w:val="005A4F20"/>
+    <w:rPr>
+      <w:rFonts w:asciiTheme="majorHAnsi" w:eastAsiaTheme="majorEastAsia" w:hAnsiTheme="majorHAnsi" w:cstheme="majorBidi"/>
+      <w:color w:val="0F4761" w:themeColor="accent1" w:themeShade="BF"/>
+      <w:sz w:val="32"/>
+      <w:szCs w:val="32"/>
+    </w:rPr>
+  </w:style>
+  <w:style w:type="character" w:customStyle="1" w:styleId="Heading3Char">
+    <w:name w:val="Heading 3 Char"/>
+    <w:basedOn w:val="DefaultParagraphFont"/>
+    <w:link w:val="Heading3"/>
+    <w:uiPriority w:val="9"/>
+    <w:qFormat/>
+    <w:rsid w:val="005A4F20"/>
+    <w:rPr>
+      <w:rFonts w:eastAsiaTheme="majorEastAsia" w:cstheme="majorBidi"/>
+      <w:color w:val="0F4761" w:themeColor="accent1" w:themeShade="BF"/>
+      <w:sz w:val="28"/>
+      <w:szCs w:val="28"/>
+    </w:rPr>
+  </w:style>
+  <w:style w:type="character" w:customStyle="1" w:styleId="Heading4Char">
+    <w:name w:val="Heading 4 Char"/>
+    <w:basedOn w:val="DefaultParagraphFont"/>
+    <w:link w:val="Heading4"/>
+    <w:uiPriority w:val="9"/>
+    <w:semiHidden/>
+    <w:qFormat/>
+    <w:rsid w:val="005A4F20"/>
+    <w:rPr>
+      <w:rFonts w:eastAsiaTheme="majorEastAsia" w:cstheme="majorBidi"/>
+      <w:i/>
+      <w:iCs/>
+      <w:color w:val="0F4761" w:themeColor="accent1" w:themeShade="BF"/>
+    </w:rPr>
+  </w:style>
+  <w:style w:type="character" w:customStyle="1" w:styleId="Heading5Char">
+    <w:name w:val="Heading 5 Char"/>
+    <w:basedOn w:val="DefaultParagraphFont"/>
+    <w:link w:val="Heading5"/>
+    <w:uiPriority w:val="9"/>
+    <w:semiHidden/>
+    <w:qFormat/>
+    <w:rsid w:val="005A4F20"/>
+    <w:rPr>
+      <w:rFonts w:eastAsiaTheme="majorEastAsia" w:cstheme="majorBidi"/>
+      <w:color w:val="0F4761" w:themeColor="accent1" w:themeShade="BF"/>
+    </w:rPr>
+  </w:style>
+  <w:style w:type="character" w:customStyle="1" w:styleId="Heading6Char">
+    <w:name w:val="Heading 6 Char"/>
+    <w:basedOn w:val="DefaultParagraphFont"/>
+    <w:link w:val="Heading6"/>
+    <w:uiPriority w:val="9"/>
+    <w:semiHidden/>
+    <w:qFormat/>
+    <w:rsid w:val="005A4F20"/>
+    <w:rPr>
+      <w:rFonts w:eastAsiaTheme="majorEastAsia" w:cstheme="majorBidi"/>
+      <w:i/>
+      <w:iCs/>
+      <w:color w:val="595959" w:themeColor="text1" w:themeTint="A6"/>
+    </w:rPr>
+  </w:style>
+  <w:style w:type="character" w:customStyle="1" w:styleId="Heading7Char">
+    <w:name w:val="Heading 7 Char"/>
+    <w:basedOn w:val="DefaultParagraphFont"/>
+    <w:link w:val="Heading7"/>
+    <w:uiPriority w:val="9"/>
+    <w:semiHidden/>
+    <w:qFormat/>
+    <w:rsid w:val="005A4F20"/>
+    <w:rPr>
+      <w:rFonts w:eastAsiaTheme="majorEastAsia" w:cstheme="majorBidi"/>
+      <w:color w:val="595959" w:themeColor="text1" w:themeTint="A6"/>
+    </w:rPr>
+  </w:style>
+  <w:style w:type="character" w:customStyle="1" w:styleId="Heading8Char">
+    <w:name w:val="Heading 8 Char"/>
+    <w:basedOn w:val="DefaultParagraphFont"/>
+    <w:link w:val="Heading8"/>
+    <w:uiPriority w:val="9"/>
+    <w:semiHidden/>
+    <w:qFormat/>
+    <w:rsid w:val="005A4F20"/>
+    <w:rPr>
+      <w:rFonts w:eastAsiaTheme="majorEastAsia" w:cstheme="majorBidi"/>
+      <w:i/>
+      <w:iCs/>
+      <w:color w:val="272727" w:themeColor="text1" w:themeTint="D8"/>
+    </w:rPr>
+  </w:style>
+  <w:style w:type="character" w:customStyle="1" w:styleId="Heading9Char">
+    <w:name w:val="Heading 9 Char"/>
+    <w:basedOn w:val="DefaultParagraphFont"/>
+    <w:link w:val="Heading9"/>
+    <w:uiPriority w:val="9"/>
+    <w:semiHidden/>
+    <w:qFormat/>
+    <w:rsid w:val="005A4F20"/>
+    <w:rPr>
+      <w:rFonts w:eastAsiaTheme="majorEastAsia" w:cstheme="majorBidi"/>
+      <w:color w:val="272727" w:themeColor="text1" w:themeTint="D8"/>
+    </w:rPr>
+  </w:style>
+  <w:style w:type="character" w:customStyle="1" w:styleId="TitleChar">
+    <w:name w:val="Title Char"/>
+    <w:basedOn w:val="DefaultParagraphFont"/>
+    <w:link w:val="Title"/>
+    <w:uiPriority w:val="10"/>
+    <w:qFormat/>
+    <w:rsid w:val="005A4F20"/>
+    <w:rPr>
+      <w:rFonts w:asciiTheme="majorHAnsi" w:eastAsiaTheme="majorEastAsia" w:hAnsiTheme="majorHAnsi" w:cstheme="majorBidi"/>
+      <w:spacing w:val="-10"/>
+      <w:kern w:val="2"/>
+      <w:sz w:val="56"/>
+      <w:szCs w:val="56"/>
+    </w:rPr>
+  </w:style>
+  <w:style w:type="character" w:customStyle="1" w:styleId="SubtitleChar">
+    <w:name w:val="Subtitle Char"/>
+    <w:basedOn w:val="DefaultParagraphFont"/>
+    <w:link w:val="Subtitle"/>
+    <w:uiPriority w:val="11"/>
+    <w:qFormat/>
+    <w:rsid w:val="005A4F20"/>
+    <w:rPr>
+      <w:rFonts w:eastAsiaTheme="majorEastAsia" w:cstheme="majorBidi"/>
+      <w:color w:val="595959" w:themeColor="text1" w:themeTint="A6"/>
+      <w:spacing w:val="15"/>
+      <w:sz w:val="28"/>
+      <w:szCs w:val="28"/>
+    </w:rPr>
+  </w:style>
+  <w:style w:type="character" w:customStyle="1" w:styleId="QuoteChar">
+    <w:name w:val="Quote Char"/>
+    <w:basedOn w:val="DefaultParagraphFont"/>
+    <w:link w:val="Quote"/>
+    <w:uiPriority w:val="29"/>
+    <w:qFormat/>
+    <w:rsid w:val="005A4F20"/>
+    <w:rPr>
+      <w:i/>
+      <w:iCs/>
+      <w:color w:val="404040" w:themeColor="text1" w:themeTint="BF"/>
+    </w:rPr>
+  </w:style>
+  <w:style w:type="character" w:styleId="IntenseEmphasis">
+    <w:name w:val="Intense Emphasis"/>
+    <w:basedOn w:val="DefaultParagraphFont"/>
+    <w:uiPriority w:val="21"/>
+    <w:qFormat/>
+    <w:rsid w:val="005A4F20"/>
+    <w:rPr>
+      <w:i/>
+      <w:iCs/>
+      <w:color w:val="0F4761" w:themeColor="accent1" w:themeShade="BF"/>
+    </w:rPr>
+  </w:style>
+  <w:style w:type="character" w:customStyle="1" w:styleId="IntenseQuoteChar">
+    <w:name w:val="Intense Quote Char"/>
+    <w:basedOn w:val="DefaultParagraphFont"/>
+    <w:link w:val="IntenseQuote"/>
+    <w:uiPriority w:val="30"/>
+    <w:qFormat/>
+    <w:rsid w:val="005A4F20"/>
+    <w:rPr>
+      <w:i/>
+      <w:iCs/>
+      <w:color w:val="0F4761" w:themeColor="accent1" w:themeShade="BF"/>
+    </w:rPr>
+  </w:style>
+  <w:style w:type="character" w:styleId="IntenseReference">
+    <w:name w:val="Intense Reference"/>
+    <w:basedOn w:val="DefaultParagraphFont"/>
+    <w:uiPriority w:val="32"/>
+    <w:qFormat/>
+    <w:rsid w:val="005A4F20"/>
+    <w:rPr>
+      <w:b/>
+      <w:bCs/>
+      <w:smallCaps/>
+      <w:color w:val="0F4761" w:themeColor="accent1" w:themeShade="BF"/>
+      <w:spacing w:val="5"/>
+    </w:rPr>
+  </w:style>
+  <w:style w:type="character" w:styleId="PlaceholderText">
+    <w:name w:val="Placeholder Text"/>
+    <w:basedOn w:val="DefaultParagraphFont"/>
+    <w:uiPriority w:val="99"/>
+    <w:semiHidden/>
+    <w:qFormat/>
+    <w:rsid w:val="00C46A14"/>
+    <w:rPr>
+      <w:color w:val="666666"/>
+    </w:rPr>
+  </w:style>
+  <w:style w:type="paragraph" w:customStyle="1" w:styleId="Heading">
+    <w:name w:val="Heading"/>
+    <w:basedOn w:val="Normal"/>
+    <w:next w:val="BodyText"/>
+    <w:qFormat/>
+    <w:pPr>
+      <w:keepNext/>
+      <w:spacing w:before="240" w:after="120"/>
+    </w:pPr>
+    <w:rPr>
+      <w:rFonts w:ascii="FreeSans" w:eastAsia="FreeSans" w:hAnsi="FreeSans" w:cs="FreeSans"/>
+      <w:sz w:val="28"/>
+      <w:szCs w:val="28"/>
+    </w:rPr>
+  </w:style>
+  <w:style w:type="paragraph" w:styleId="BodyText">
+    <w:name w:val="Body Text"/>
+    <w:basedOn w:val="Normal"/>
+    <w:pPr>
+      <w:spacing w:after="140" w:line="276" w:lineRule="auto"/>
+    </w:pPr>
+  </w:style>
+  <w:style w:type="paragraph" w:styleId="List">
+    <w:name w:val="List"/>
+    <w:basedOn w:val="BodyText"/>
+  </w:style>
+  <w:style w:type="paragraph" w:styleId="Caption">
+    <w:name w:val="caption"/>
+    <w:basedOn w:val="Normal"/>
+    <w:qFormat/>
+    <w:pPr>
+      <w:suppressLineNumbers/>
+      <w:spacing w:before="120" w:after="120"/>
+    </w:pPr>
+    <w:rPr>
+      <w:i/>
+      <w:iCs/>
+    </w:rPr>
+  </w:style>
+  <w:style w:type="paragraph" w:customStyle="1" w:styleId="Index">
+    <w:name w:val="Index"/>
+    <w:basedOn w:val="Normal"/>
+    <w:qFormat/>
+    <w:pPr>
+      <w:suppressLineNumbers/>
+    </w:pPr>
+  </w:style>
+  <w:style w:type="paragraph" w:styleId="Title">
+    <w:name w:val="Title"/>
+    <w:basedOn w:val="Normal"/>
+    <w:next w:val="Normal"/>
+    <w:link w:val="TitleChar"/>
+    <w:uiPriority w:val="10"/>
+    <w:qFormat/>
+    <w:rsid w:val="005A4F20"/>
+    <w:pPr>
+      <w:spacing w:after="80" w:line="240" w:lineRule="auto"/>
+      <w:contextualSpacing/>
+    </w:pPr>
+    <w:rPr>
+      <w:rFonts w:asciiTheme="majorHAnsi" w:eastAsiaTheme="majorEastAsia" w:hAnsiTheme="majorHAnsi" w:cstheme="majorBidi"/>
+      <w:spacing w:val="-10"/>
+      <w:sz w:val="56"/>
+      <w:szCs w:val="56"/>
+    </w:rPr>
+  </w:style>
+  <w:style w:type="paragraph" w:styleId="Subtitle">
+    <w:name w:val="Subtitle"/>
+    <w:basedOn w:val="Normal"/>
+    <w:next w:val="Normal"/>
+    <w:link w:val="SubtitleChar"/>
+    <w:uiPriority w:val="11"/>
+    <w:qFormat/>
+    <w:rsid w:val="005A4F20"/>
+    <w:rPr>
+      <w:rFonts w:eastAsiaTheme="majorEastAsia" w:cstheme="majorBidi"/>
+      <w:color w:val="595959" w:themeColor="text1" w:themeTint="A6"/>
+      <w:spacing w:val="15"/>
+      <w:sz w:val="28"/>
+      <w:szCs w:val="28"/>
+    </w:rPr>
+  </w:style>
+  <w:style w:type="paragraph" w:styleId="Quote">
+    <w:name w:val="Quote"/>
+    <w:basedOn w:val="Normal"/>
+    <w:next w:val="Normal"/>
+    <w:link w:val="QuoteChar"/>
+    <w:uiPriority w:val="29"/>
+    <w:qFormat/>
+    <w:rsid w:val="005A4F20"/>
+    <w:pPr>
+      <w:spacing w:before="160"/>
+      <w:jc w:val="center"/>
+    </w:pPr>
+    <w:rPr>
+      <w:i/>
+      <w:iCs/>
+      <w:color w:val="404040" w:themeColor="text1" w:themeTint="BF"/>
+    </w:rPr>
+  </w:style>
+  <w:style w:type="paragraph" w:styleId="ListParagraph">
+    <w:name w:val="List Paragraph"/>
+    <w:basedOn w:val="Normal"/>
+    <w:uiPriority w:val="34"/>
+    <w:qFormat/>
+    <w:rsid w:val="005A4F20"/>
+    <w:pPr>
+      <w:ind w:left="720"/>
+      <w:contextualSpacing/>
+    </w:pPr>
+  </w:style>
+  <w:style w:type="paragraph" w:styleId="IntenseQuote">
+    <w:name w:val="Intense Quote"/>
+    <w:basedOn w:val="Normal"/>
+    <w:next w:val="Normal"/>
+    <w:link w:val="IntenseQuoteChar"/>
+    <w:uiPriority w:val="30"/>
+    <w:qFormat/>
+    <w:rsid w:val="005A4F20"/>
+    <w:pPr>
+      <w:pBdr>
+        <w:top w:val="single" w:sz="4" w:space="10" w:color="0F4761" w:themeColor="accent1" w:themeShade="BF"/>
+        <w:bottom w:val="single" w:sz="4" w:space="10" w:color="0F4761" w:themeColor="accent1" w:themeShade="BF"/>
+      </w:pBdr>
+      <w:spacing w:before="360" w:after="360"/>
+      <w:ind w:left="864" w:right="864"/>
+      <w:jc w:val="center"/>
+    </w:pPr>
+    <w:rPr>
+      <w:i/>
+      <w:iCs/>
+      <w:color w:val="0F4761" w:themeColor="accent1" w:themeShade="BF"/>
+    </w:rPr>
+  </w:style>
+  <w:style w:type="paragraph" w:customStyle="1" w:styleId="FrameContents">
+    <w:name w:val="Frame Contents"/>
+    <w:basedOn w:val="Normal"/>
+    <w:qFormat/>
+  </w:style>
   <w:style w:type="table" w:styleId="TableGrid">
     <w:name w:val="Table Grid"/>
     <w:basedOn w:val="TableNormal"/>
     <w:uiPriority w:val="39"/>
-    <w:rsid w:val="00c46a14"/>
-    <w:pPr>
-      <w:spacing w:after="0" w:line="240" w:lineRule="auto"/>
-    </w:pPr>
+    <w:rsid w:val="00C46A14"/>
     <w:tblPr>
       <w:tblBorders>
-        <w:top w:val="single" w:color="auto" w:sz="4" w:space="0"/>
-        <w:left w:val="single" w:color="auto" w:sz="4" w:space="0"/>
-        <w:bottom w:val="single" w:color="auto" w:sz="4" w:space="0"/>
-        <w:right w:val="single" w:color="auto" w:sz="4" w:space="0"/>
-        <w:insideH w:val="single" w:color="auto" w:sz="4" w:space="0"/>
-        <w:insideV w:val="single" w:color="auto" w:sz="4" w:space="0"/>
+        <w:top w:val="single" w:sz="4" w:space="0" w:color="auto"/>
+        <w:left w:val="single" w:sz="4" w:space="0" w:color="auto"/>
+        <w:bottom w:val="single" w:sz="4" w:space="0" w:color="auto"/>
+        <w:right w:val="single" w:sz="4" w:space="0" w:color="auto"/>
+        <w:insideH w:val="single" w:sz="4" w:space="0" w:color="auto"/>
+        <w:insideV w:val="single" w:sz="4" w:space="0" w:color="auto"/>
       </w:tblBorders>
     </w:tblPr>
   </w:style>
@@ -3131,54 +2664,54 @@
 </file>
 
 <file path=word/theme/theme1.xml><?xml version="1.0" encoding="utf-8"?>
-<a:theme xmlns:a="http://schemas.openxmlformats.org/drawingml/2006/main" xmlns:r="http://schemas.openxmlformats.org/officeDocument/2006/relationships" name="Office Theme">
+<a:theme xmlns:a="http://schemas.openxmlformats.org/drawingml/2006/main" name="Office Theme">
   <a:themeElements>
     <a:clrScheme name="Office">
       <a:dk1>
         <a:srgbClr val="000000"/>
       </a:dk1>
       <a:lt1>
-        <a:srgbClr val="ffffff"/>
+        <a:srgbClr val="FFFFFF"/>
       </a:lt1>
       <a:dk2>
-        <a:srgbClr val="0e2841"/>
+        <a:srgbClr val="0E2841"/>
       </a:dk2>
       <a:lt2>
-        <a:srgbClr val="e8e8e8"/>
+        <a:srgbClr val="E8E8E8"/>
       </a:lt2>
       <a:accent1>
         <a:srgbClr val="156082"/>
       </a:accent1>
       <a:accent2>
-        <a:srgbClr val="e97132"/>
+        <a:srgbClr val="E97132"/>
       </a:accent2>
       <a:accent3>
-        <a:srgbClr val="196b24"/>
+        <a:srgbClr val="196B24"/>
       </a:accent3>
       <a:accent4>
-        <a:srgbClr val="0f9ed5"/>
+        <a:srgbClr val="0F9ED5"/>
       </a:accent4>
       <a:accent5>
-        <a:srgbClr val="a02b93"/>
+        <a:srgbClr val="A02B93"/>
       </a:accent5>
       <a:accent6>
-        <a:srgbClr val="4ea72e"/>
+        <a:srgbClr val="4EA72E"/>
       </a:accent6>
       <a:hlink>
         <a:srgbClr val="467886"/>
       </a:hlink>
       <a:folHlink>
-        <a:srgbClr val="96607d"/>
+        <a:srgbClr val="96607D"/>
       </a:folHlink>
     </a:clrScheme>
     <a:fontScheme name="Office">
       <a:majorFont>
-        <a:latin typeface="Aptos Display" panose="02110004020202020204" pitchFamily="0" charset="1"/>
+        <a:latin typeface="Aptos Display" panose="02110004020202020204"/>
         <a:ea typeface=""/>
         <a:cs typeface=""/>
       </a:majorFont>
       <a:minorFont>
-        <a:latin typeface="Aptos" panose="02110004020202020204" pitchFamily="0" charset="1"/>
+        <a:latin typeface="Aptos" panose="02110004020202020204"/>
         <a:ea typeface=""/>
         <a:cs typeface=""/>
       </a:minorFont>
@@ -3210,7 +2743,7 @@
             </a:gs>
           </a:gsLst>
           <a:lin ang="5400000" scaled="0"/>
-          <a:tileRect l="0" t="0" r="0" b="0"/>
+          <a:tileRect/>
         </a:gradFill>
         <a:gradFill>
           <a:gsLst>
@@ -3234,7 +2767,7 @@
             </a:gs>
           </a:gsLst>
           <a:lin ang="5400000" scaled="0"/>
-          <a:tileRect l="0" t="0" r="0" b="0"/>
+          <a:tileRect/>
         </a:gradFill>
       </a:fillStyleLst>
       <a:lnStyleLst>
@@ -3294,11 +2827,13 @@
             </a:gs>
           </a:gsLst>
           <a:lin ang="5400000" scaled="0"/>
-          <a:tileRect l="0" t="0" r="0" b="0"/>
+          <a:tileRect/>
         </a:gradFill>
       </a:bgFillStyleLst>
     </a:fmtScheme>
   </a:themeElements>
+  <a:objectDefaults/>
+  <a:extraClrSchemeLst/>
 </a:theme>
 </file>
 
